--- a/klagomål/A 31917-2026 FSC-klagomål.docx
+++ b/klagomål/A 31917-2026 FSC-klagomål.docx
@@ -1420,7 +1420,7 @@
     <w:r>
       <w:tab/>
       <w:tab/>
-      <w:t>2026-07-29</w:t>
+      <w:t>2026-07-30</w:t>
       <w:br/>
       <w:br/>
     </w:r>

--- a/klagomål/A 31917-2026 FSC-klagomål.docx
+++ b/klagomål/A 31917-2026 FSC-klagomål.docx
@@ -1420,7 +1420,7 @@
     <w:r>
       <w:tab/>
       <w:tab/>
-      <w:t>2026-07-30</w:t>
+      <w:t>2026-07-31</w:t>
       <w:br/>
       <w:br/>
     </w:r>

--- a/klagomål/A 31917-2026 FSC-klagomål.docx
+++ b/klagomål/A 31917-2026 FSC-klagomål.docx
@@ -1420,7 +1420,7 @@
     <w:r>
       <w:tab/>
       <w:tab/>
-      <w:t>2026-07-31</w:t>
+      <w:t>2026-08-01</w:t>
       <w:br/>
       <w:br/>
     </w:r>

--- a/klagomål/A 31917-2026 FSC-klagomål.docx
+++ b/klagomål/A 31917-2026 FSC-klagomål.docx
@@ -1420,7 +1420,7 @@
     <w:r>
       <w:tab/>
       <w:tab/>
-      <w:t>2026-08-01</w:t>
+      <w:t>2026-08-02</w:t>
       <w:br/>
       <w:br/>
     </w:r>

--- a/klagomål/A 31917-2026 FSC-klagomål.docx
+++ b/klagomål/A 31917-2026 FSC-klagomål.docx
@@ -1420,7 +1420,7 @@
     <w:r>
       <w:tab/>
       <w:tab/>
-      <w:t>2026-08-02</w:t>
+      <w:t>2026-08-03</w:t>
       <w:br/>
       <w:br/>
     </w:r>

--- a/klagomål/A 31917-2026 FSC-klagomål.docx
+++ b/klagomål/A 31917-2026 FSC-klagomål.docx
@@ -1420,7 +1420,7 @@
     <w:r>
       <w:tab/>
       <w:tab/>
-      <w:t>2026-08-03</w:t>
+      <w:t>2026-08-05</w:t>
       <w:br/>
       <w:br/>
     </w:r>

--- a/klagomål/A 31917-2026 FSC-klagomål.docx
+++ b/klagomål/A 31917-2026 FSC-klagomål.docx
@@ -1420,7 +1420,7 @@
     <w:r>
       <w:tab/>
       <w:tab/>
-      <w:t>2026-08-05</w:t>
+      <w:t>2026-08-07</w:t>
       <w:br/>
       <w:br/>
     </w:r>

--- a/klagomål/A 31917-2026 FSC-klagomål.docx
+++ b/klagomål/A 31917-2026 FSC-klagomål.docx
@@ -1420,7 +1420,7 @@
     <w:r>
       <w:tab/>
       <w:tab/>
-      <w:t>2026-08-07</w:t>
+      <w:t>2026-08-08</w:t>
       <w:br/>
       <w:br/>
     </w:r>

--- a/klagomål/A 31917-2026 FSC-klagomål.docx
+++ b/klagomål/A 31917-2026 FSC-klagomål.docx
@@ -178,7 +178,7 @@
       <w:r>
         <w:drawing>
           <wp:inline xmlns:a="http://schemas.openxmlformats.org/drawingml/2006/main" xmlns:pic="http://schemas.openxmlformats.org/drawingml/2006/picture">
-            <wp:extent cx="5486400" cy="3857448"/>
+            <wp:extent cx="5486400" cy="4908799"/>
             <wp:docPr id="1" name="Picture 1"/>
             <wp:cNvGraphicFramePr>
               <a:graphicFrameLocks noChangeAspect="1"/>
@@ -199,7 +199,7 @@
                   <pic:spPr>
                     <a:xfrm>
                       <a:off x="0" y="0"/>
-                      <a:ext cx="5486400" cy="3857448"/>
+                      <a:ext cx="5486400" cy="4908799"/>
                     </a:xfrm>
                     <a:prstGeom prst="rect"/>
                   </pic:spPr>
@@ -216,12 +216,12 @@
         <w:spacing w:after="240"/>
       </w:pPr>
       <w:r>
-        <w:t>Figur 1. Fyndplatser för naturvårdsarter i avverkningsanmälan. Markörer utan svart kant är placerade på fyndplatsen. Markörer med svart kant är placerade vid sidan av fyndplatsen har ett svart streck som visar fyndplatsens exakta position. Kartans mittpunktskoordinat är N 7042752, E 588859 i SWEREF 99 TM.</w:t>
-      </w:r>
-    </w:p>
-    <w:p>
-      <w:r>
-        <w:t>I avverkningsanmälan finns fynd av 8 naturvårdsarter, varav 6 är rödlistade, 1 är fridlyst, 8 är typiska (T) och 2 är signalarter (S): garnlav (VU, T), knärot (VU, T, §8), lunglav (NT, T), rosenticka (NT, T), skrovellav (NT, T), ullticka (NT, T), bårdlav (S, T) och stuplav (S, T). Se Figur 1.</w:t>
+        <w:t>Figur 1. Fyndplatser för naturvårdsarter i och inom 20 meter från avverkningsanmälan. Markörer utan svart kant är placerade på fyndplatsen. Markörer med svart kant är placerade vid sidan av fyndplatsen och har ett svart streck som visar fyndplatsens exakta position. Kartans mittpunktskoordinat är N 7042752, E 588859 i SWEREF 99 TM.</w:t>
+      </w:r>
+    </w:p>
+    <w:p>
+      <w:r>
+        <w:t>I och inom 20 meter från avverkningsanmälan finns fynd av 61 naturvårdsarter, varav 38 är rödlistade, 7 är fridlysta, 40 är typiska (T) och 15 är signalarter (S): djupsvart brunbagge (EN), karelsk barkfluga (EN), Abrothallus diederichii (VU), aspfjädermossa (VU, T), blackticka (VU), garnlav (VU, T), gränsticka (VU, T), kilporing (VU), knärot (VU, T, §8), lappticka (VU, T), liten hornflikmossa (VU), lunglavsknapp (VU), rostskinn (VU), Skeletocutis delicata (VU), blågrå svartspik (NT), brunpudrad nållav (NT, T), dvärgbägarlav (NT, T), gammelgransskål (NT, T), harticka (NT, T), kandelabersvamp (NT, T), kolflarnlav (NT, T), koralltaggsvamp (NT, T), kortskaftad ärgspik (NT), lunglav (NT, T), Olisthaerus substriatus (NT), rosenticka (NT, T), rynkskinn (NT, T), skogsfru (NT, §8), skogshare (NT), skrovellav (NT, T), större flatbagge (NT), talltita (NT, §4), tretåig hackspett (NT, T, §4), ullticka (NT, T), vedflamlav (NT), vedskivlav (NT, T), vedtrappmossa (NT, T), vit vedfingersvamp (NT), björksplintborre (S), bollvitmossa (S, T), bårdlav (S, T), korallblylav (S, T), lappranunkel (S, T, §7), luddlav (S, T), norrlandslav (S, T), nästlav (S, T), rävticka (S, T), skinnlav (S, T), stor aspticka (S, T), stuplav (S, T), thomsons trägnagare (S), trådticka (S, T), vedticka (S, T), brudborste (T), ekbräken (T), hultbräken (T), kransmossa (T), linnea (T), ormbär (T), spillkråka (T, §4) och revlummer (§9). Se Figur 1.</w:t>
       </w:r>
     </w:p>
     <w:p>
@@ -252,6 +252,104 @@
         <w:rPr>
           <w:b/>
         </w:rPr>
+        <w:t>Djupsvart brunbagge (EN)</w:t>
+      </w:r>
+      <w:r>
+        <w:t xml:space="preserve"> är rödlistad som starkt hotad och omfattas av åtgärdsprogram för björklevande vedskalbaggar i Norrland. Arten utvecklas i svampangripen vitrötad lövträdsved och i norra Sverige är fynd framförallt gjorda i döda björkar, särskilt högstubbar av grova vårtbjörkar med fnösktickor (SLU Artdatabanken, 2021; Naturvårdsverket, 2008). Av den uppdaterade åtgärdstabellen för djupsvart brunbagge (2020–2027) framgår det att formellt skydd av större områden är nödvändigt för att klara arten på sikt, i kombination med den naturvårdsskötsel, ekoparker och frivilliga avsättningar som skogsägare arbetar med. Vidare att gynnsam bevarandestatus för djupsvart brunbagge uppnås när det finns starka förekomster i minst 20 trakter i landet. Med stark förekomst menas att inom en trakt på 500–5000 ha utgörs minst 25 % av lämpligt habitat innehållande minst 10 lämpliga träd per ha och att 25 % av dessa är bebodda av arten. Trakter ska ha en sådan trädslags- och ålders-sammansättning att områden rika på grova lövträd även finns på 50 års sikt. Trakter med starka förekomster ska vara spridda över respektive arts sentida (1900-tal) utbredningsområde i landet (Naturvårdsverket och Länsstyrelsen Gävleborg, 2022).</w:t>
+      </w:r>
+    </w:p>
+    <w:p>
+      <w:r>
+        <w:rPr>
+          <w:b/>
+        </w:rPr>
+        <w:t>Karelsk barkfluga (EN)</w:t>
+      </w:r>
+      <w:r>
+        <w:t xml:space="preserve"> är en starkt hotad art vars larver utvecklas under blöt bark på grova asplågor. Karelsk barkfluga omfattas ett åtgärdsprogram för hotade arter är starkt beroende av lokal kontinuitet i tillgången på gamla liggande aspar. Slutavverkningar är det största hotet, vilket sannolikt drabbat flera äldre men oupptäckta förekomster. Uthuggning av gamla aspar och bortskaffande av kullfallna träd utgör också ett hot (SLU Artdatabanken, 2024; Wikars &amp; Hedenås, 2010).</w:t>
+      </w:r>
+    </w:p>
+    <w:p>
+      <w:r>
+        <w:rPr>
+          <w:b/>
+          <w:i/>
+        </w:rPr>
+        <w:t xml:space="preserve">Abrothallus diederichii </w:t>
+      </w:r>
+      <w:r>
+        <w:rPr>
+          <w:b/>
+        </w:rPr>
+        <w:t>(VU)</w:t>
+      </w:r>
+      <w:r>
+        <w:t xml:space="preserve"> är en sällsynt parasit som växer på lunglav (NT). Lunglav växer på stammar av olika lövträd, främst på halvöppna växtplatser med hög och jämn luftfuktighet.  Genom att skydda och utveckla skogsmiljöer med lunglav gynnas också en lång rad andra sällsynta och rödlistade arter såsom exempelvis lavparasiterna lunglavshårprick (CR), </w:t>
+      </w:r>
+      <w:r>
+        <w:rPr>
+          <w:i/>
+        </w:rPr>
+        <w:t>Abrothallus diederichii</w:t>
+      </w:r>
+      <w:r>
+        <w:t xml:space="preserve"> (VU), </w:t>
+      </w:r>
+      <w:r>
+        <w:rPr>
+          <w:i/>
+        </w:rPr>
+        <w:t>Abrothallus lobariae</w:t>
+      </w:r>
+      <w:r>
+        <w:t xml:space="preserve"> (VU), </w:t>
+      </w:r>
+      <w:r>
+        <w:rPr>
+          <w:i/>
+        </w:rPr>
+        <w:t>Calycina lobariae</w:t>
+      </w:r>
+      <w:r>
+        <w:t xml:space="preserve"> (VU), lunglavsknapp (VU) och skrovelmössing (VU). Rikliga förekomster av lunglav bör skyddas med biotopskydd, frivilliga avsättningar eller reservat (SLU Artdatabanken, 2026).</w:t>
+      </w:r>
+    </w:p>
+    <w:p>
+      <w:r>
+        <w:rPr>
+          <w:b/>
+        </w:rPr>
+        <w:t>Aspfjädermossa (VU)</w:t>
+      </w:r>
+      <w:r>
+        <w:t xml:space="preserve"> är knuten till gamla skogar, framförallt på näringsrik, högproduktiv mark där den växer på bark av främst ask, lönn och asp. Arten är placerad högst upp i Skogsstyrelsens värdepyramid för bedömning av skog med höga naturvärden. Samtliga lokaler måste ges ett ändamålsenligt skydd och ett urval förekomster bör övervakas för att följa populationens status. Aspfjädermossa är typisk art för </w:t>
+      </w:r>
+      <w:r>
+        <w:rPr>
+          <w:i/>
+        </w:rPr>
+        <w:t>9010 Taiga</w:t>
+      </w:r>
+      <w:r>
+        <w:t xml:space="preserve"> (SLU Artdatabanken, 2024; Nitare &amp; Skogsstyrelsen, 2019).</w:t>
+      </w:r>
+    </w:p>
+    <w:p>
+      <w:r>
+        <w:rPr>
+          <w:b/>
+        </w:rPr>
+        <w:t>Blackticka (VU)</w:t>
+      </w:r>
+      <w:r>
+        <w:t>, rödlistad som sårbar, är en exklusiv svamp som signalerar fuktiga granskogar med mycket höga naturvärden. Den har klassificerats som en “urskogsindikator” och påträffas nästan enbart i urskogsartade barrnaturskogar med långvarig kontinuitet av grova lågor i olika nedbrytningsstadier. Skogsskötselåtgärder på eller i omedelbar närhet av lokalerna utgör ett hot och på lång sikt innebär fragmenteringen av skogslandskapet att artens förekomster isoleras vilket i sig utgör ett hot mot artens överlevnad. Fler skogar med blackticka måste skyddas (Nitare &amp; Skogsstyrelsen, 2019; SLU Artdatabanken, 2024).</w:t>
+      </w:r>
+    </w:p>
+    <w:p>
+      <w:r>
+        <w:rPr>
+          <w:b/>
+        </w:rPr>
         <w:t>Garnlav (VU)</w:t>
       </w:r>
       <w:r>
@@ -281,6 +379,46 @@
         <w:rPr>
           <w:b/>
         </w:rPr>
+        <w:t>Gränsticka (VU)</w:t>
+      </w:r>
+      <w:r>
+        <w:t xml:space="preserve"> är en mycket bra signalart inom hela sitt utbredningsområde. Den är huvudsakligen knuten till restbestånd av barrnaturskog och förekommer med ett tydligt optimum i orörda eller måttligt påverkade gamla granskogar där det föreligger långvarig kontinuitet av grov död ved. Den totala populationen bedöms ha minskat och fortsätter att minska i takt med att grankontinuitetsskogar (äldre tidigare icke kalavverkade skogar) minskar i areal. Minskningstakten överstiger gränsvärdet för sårbar (VU). Lokaler som hyser arten bör undantas från skogsbruk, speciellt i mellersta och södra Sverige. Gränsticka är typisk art för </w:t>
+      </w:r>
+      <w:r>
+        <w:rPr>
+          <w:i/>
+        </w:rPr>
+        <w:t>9010 Taiga</w:t>
+      </w:r>
+      <w:r>
+        <w:t xml:space="preserve"> (SLU Artdatabanken, 2026; Nitare &amp; Skogsstyrelsen, 2019).</w:t>
+      </w:r>
+    </w:p>
+    <w:p>
+      <w:r>
+        <w:rPr>
+          <w:b/>
+        </w:rPr>
+        <w:t>Kilporing (VU)</w:t>
+      </w:r>
+      <w:r>
+        <w:t xml:space="preserve"> växer på barken av döda liggande grova stammar av tall och gran som är förrötade av tickor som violticka </w:t>
+      </w:r>
+      <w:r>
+        <w:rPr>
+          <w:i/>
+        </w:rPr>
+        <w:t>Trichaptum spp</w:t>
+      </w:r>
+      <w:r>
+        <w:t>. Avverkning av naturskogslika miljöer och av grova granar där svampen förekommer är ett direkt hot mot artens fortlevnad. Undanta gamla granskogar som hyser kilporing från skogsbruk och gynna arten genom att avsätta fler barrskogar till fri utveckling (SLU Artdatabanken, 2026).</w:t>
+      </w:r>
+    </w:p>
+    <w:p>
+      <w:r>
+        <w:rPr>
+          <w:b/>
+        </w:rPr>
         <w:t>Knärot (VU, §8)</w:t>
       </w:r>
       <w:r>
@@ -325,7 +463,7 @@
     </w:p>
     <w:p>
       <w:r>
-        <w:t>I det avverkningsanmälda området finns 2 fyndplatser för knärot registrerade på Artportalen. Figur 2 visar gränserna för buffertzoner på 50 m, som behöver lämnas kring fyndplatserna för att knärotslokalerna inte ska försvinna vid en avverkning. Av det avverkningsanmälda området överlappar 1.43 ha med buffertzonerna och får av detta skäl inte avverkas.</w:t>
+        <w:t>I det avverkningsanmälda området finns 29 fyndplatser för knärot registrerade på Artportalen. Figur 2 visar gränserna för buffertzoner på 50 m, som behöver lämnas kring fyndplatserna för att knärotslokalerna inte ska försvinna vid en avverkning. Av det avverkningsanmälda området överlappar 8.50 ha med buffertzonerna och får av detta skäl inte avverkas.</w:t>
       </w:r>
     </w:p>
     <w:p>
@@ -381,6 +519,284 @@
         <w:rPr>
           <w:b/>
         </w:rPr>
+        <w:t>Lappticka (VU)</w:t>
+      </w:r>
+      <w:r>
+        <w:t xml:space="preserve">, rödlistad som sårbar, är knuten till gamla granskogar med riklig förekomst av död ved. Den klassas som en “urskogsindikator” och alla skogsskötselåtgärder på eller i omedelbar närhet av lokalerna utgör ett hot. Lappticka är typisk art för </w:t>
+      </w:r>
+      <w:r>
+        <w:rPr>
+          <w:i/>
+        </w:rPr>
+        <w:t>9010 Taiga</w:t>
+      </w:r>
+      <w:r>
+        <w:t xml:space="preserve"> (Nitare &amp; Skogsstyrelsen, 2019; SLU Artdatabanken, 2024).</w:t>
+      </w:r>
+    </w:p>
+    <w:p>
+      <w:r>
+        <w:rPr>
+          <w:b/>
+        </w:rPr>
+        <w:t>Liten hornflikmossa (VU)</w:t>
+      </w:r>
+      <w:r>
+        <w:t xml:space="preserve"> växer på grova murkna lågor i sluten och urskogsartad granskog med hög och jämn luftfuktighet. Arten är placerad högst upp i Skogsstyrelsens värdepyramid för bedömning av skog med höga naturvärden och samtliga kända lokaler med liten hornflikmossa bör ges ett ändamålsenligt skydd (SLU Artdatabanken, 2024; Nitare &amp; Skogsstyrelsen, 2019).</w:t>
+      </w:r>
+    </w:p>
+    <w:p>
+      <w:r>
+        <w:rPr>
+          <w:b/>
+        </w:rPr>
+        <w:t>Lunglavsknapp (VU)</w:t>
+      </w:r>
+      <w:r>
+        <w:t xml:space="preserve"> är en parasitisk svamp som sällsynt kan hittas på lunglav (NT). Lunglavsknapp är känslig för uttorkning och det är viktigt att spara skyddszoner kring bestånd där arten förekommer. Genom att skydda och utveckla skogsmiljöer med lunglavsknapp så gynnas också den rödlistade värden lunglav. Bestånd med riklig förekomst av lunglavsknapp bör få ett formellt skydd. Det finns ytterligare ett antal sällsynta lavparasiter som växer på lunglav: lunglavshårprick (CR), </w:t>
+      </w:r>
+      <w:r>
+        <w:rPr>
+          <w:i/>
+        </w:rPr>
+        <w:t>Abrothallus diederichii</w:t>
+      </w:r>
+      <w:r>
+        <w:t xml:space="preserve"> (VU), </w:t>
+      </w:r>
+      <w:r>
+        <w:rPr>
+          <w:i/>
+        </w:rPr>
+        <w:t>Abrothallus lobariae</w:t>
+      </w:r>
+      <w:r>
+        <w:t xml:space="preserve"> (VU), </w:t>
+      </w:r>
+      <w:r>
+        <w:rPr>
+          <w:i/>
+        </w:rPr>
+        <w:t>Calycina lobariae</w:t>
+      </w:r>
+      <w:r>
+        <w:t xml:space="preserve"> (VU) och skrovelmössing (VU) (SLU Artdatabanken, 2026).</w:t>
+      </w:r>
+    </w:p>
+    <w:p>
+      <w:r>
+        <w:rPr>
+          <w:b/>
+        </w:rPr>
+        <w:t xml:space="preserve">Rostskinn (VU) </w:t>
+      </w:r>
+      <w:r>
+        <w:t>är en mycket sällsynt vednedbrytare i liggande, murkna stammar av gran och tall i frisk till fuktig barrskog. Artens missgynnas av avverkning och minskad tillgång på döda träd. Arten bör eftersökas i lämpliga naturskogar i Norrland så att dess status bättre kan beläggas. I väntan på detta bör alla kända växtplatser hållas under uppsikt och skydd övervägas vid påkallat behov (SLU Artdatabanken, 2024).</w:t>
+      </w:r>
+    </w:p>
+    <w:p>
+      <w:r>
+        <w:rPr>
+          <w:b/>
+          <w:i/>
+        </w:rPr>
+        <w:t>Skeletocutis delicata</w:t>
+      </w:r>
+      <w:r>
+        <w:rPr>
+          <w:b/>
+        </w:rPr>
+        <w:t xml:space="preserve"> (VU)</w:t>
+      </w:r>
+      <w:r>
+        <w:t xml:space="preserve"> orsakar vitröta på granved och påträffas främst på och intill gamla fruktkroppar av ullticka (NT). Arten verkar föredra sluten skog med grova lågor och en fortgående minskning på nationell nivå bedöms pågå, huvudsakligen p.g.a. slutavverkning av äldre barrskog, samt att uppväxande brukade skogar innehåller påtagligt mindre mängd död ved av lämplig kvalitet (SLU Artdatabanken, 2026).</w:t>
+      </w:r>
+    </w:p>
+    <w:p>
+      <w:r>
+        <w:rPr>
+          <w:b/>
+        </w:rPr>
+        <w:t>Blågrå svartspik (NT)</w:t>
+      </w:r>
+      <w:r>
+        <w:t xml:space="preserve"> växer på torr, hård ved av gamla, solbelysta torrakor, högstubbar av tall och grova döda grenar på levande tallar i öppna bestånd av naturskogskaraktär. Nästan alltid rör det sig om tjärrika torrträd och högstubbar (töreved, keloträd) som kan vara en bra bit över hundra år, i vissa fall sannolikt hundratals år gamla. Skogsbruk är idag det allvarligaste hotet. Ett långsiktigt hot är att nybildningen av gamla torrakor och högstubbar är en långsam process vilken ofta är beroende av skogsbrand. Nytt substrat bildas numera sannolikt nästan inte alls då antalet naturliga skogsbränder har minskat drastiskt på grund av effektivare brandbekämpning. Döda träd som lämnas efter avverkning är inte lämpliga för arten, eftersom dessa träd inte varit utsatta för skogsbrand och bildat tjärrik ved. Skogsbruksåtgärder på eller i närheten av växtplatserna bör undvikas. Naturskogsartade skogar med förekomst av arten indikerar höga biologiska värden och bör bevaras. Blågrå svartspik har en mycket begränsad utbredning utanför de nordiska länderna varför dessa länder har ett speciellt ansvar för arten (SLU Artdatabanken, 2024).</w:t>
+      </w:r>
+    </w:p>
+    <w:p>
+      <w:r>
+        <w:rPr>
+          <w:b/>
+        </w:rPr>
+        <w:t>Brunpudrad nållav (NT)</w:t>
+      </w:r>
+      <w:r>
+        <w:t xml:space="preserve"> är beroende av hög, jämn luftfuktighet och kan påträffas i fuktiga skogar av naturskogskaraktär, ofta i sumpgranskog eller andra sumpskogar. Arten är placerad högst upp i Skogsstyrelsens värdepyramid för bedömning av skog med höga naturvärden och förekomster bör undantas från skogsbruksåtgärder. Brunpudrad nållav är typisk art för </w:t>
+      </w:r>
+      <w:r>
+        <w:rPr>
+          <w:i/>
+        </w:rPr>
+        <w:t>9010 Taiga</w:t>
+      </w:r>
+      <w:r>
+        <w:t xml:space="preserve"> (SLU Artdatabanken, 2024; Nitare &amp; Skogsstyrelsen, 2019).</w:t>
+      </w:r>
+    </w:p>
+    <w:p>
+      <w:r>
+        <w:rPr>
+          <w:b/>
+        </w:rPr>
+        <w:t>Dvärgbägarlav (NT)</w:t>
+      </w:r>
+      <w:r>
+        <w:t xml:space="preserve"> förekommer över hela Sverige på gammal hård ved, huvudsakligen på tall men i södra Sverige även på ek. Veden utgörs framförallt av grova stubbar, lågor och grenar. Substratet har blivit sällsyntare och nybildning av substrat sker bara i begränsad omfattning. Arten hotas av att grova lågor blir allt sällsyntare i dagens kulturskogar samt att nybildningen av lämpliga substrat går mycket långsamt. En riklig tillgång på gamla tall- eller eklågor måste säkerställas på artens lokaler. Dvärgbägarlav är typisk art för </w:t>
+      </w:r>
+      <w:r>
+        <w:rPr>
+          <w:i/>
+        </w:rPr>
+        <w:t>9010 Taiga</w:t>
+      </w:r>
+      <w:r>
+        <w:t xml:space="preserve"> (SLU Artdatabanken, 2024; Nitare &amp; Skogsstyrelsen, 2019).</w:t>
+      </w:r>
+    </w:p>
+    <w:p>
+      <w:r>
+        <w:rPr>
+          <w:b/>
+        </w:rPr>
+        <w:t>Gammelgransskål (NT)</w:t>
+      </w:r>
+      <w:r>
+        <w:t xml:space="preserve"> är en liten skålsvamp som växer på gamla granar med skrovlig bark. Typiska växtplatser är gransumpskog i myrkanter, bäckdråg, bäckraviner och skuggiga bergssluttningar, men också skog på torrare mark kan hysa arten om beståndet har stark naturskogskaraktär. Bestånd med arten bör behandlas som nyckelbiotoper och sparas vid en slutavverkning. Även gallring bör undvikas. Gammelgransskål är typisk art för </w:t>
+      </w:r>
+      <w:r>
+        <w:rPr>
+          <w:i/>
+        </w:rPr>
+        <w:t>9010 Taiga</w:t>
+      </w:r>
+      <w:r>
+        <w:t xml:space="preserve"> (SLU Artdatabanken, 2024; Nitare &amp; Skogsstyrelsen, 2019).</w:t>
+      </w:r>
+    </w:p>
+    <w:p>
+      <w:r>
+        <w:rPr>
+          <w:b/>
+        </w:rPr>
+        <w:t>Harticka (NT)</w:t>
+      </w:r>
+      <w:r>
+        <w:t xml:space="preserve"> är normalt en mycket bra signalart för granskogar med höga naturvärden. Även när svampen påträffas i mer påverkade skogar är det nästan alltid fråga om skogsmiljöer i sena successionsstadier med höga naturvärden. Skogsskötselåtgärder på eller i omedelbar närhet av växtplatserna kan innebära ett hot mot arten. Harticka är typisk art för </w:t>
+      </w:r>
+      <w:r>
+        <w:rPr>
+          <w:i/>
+        </w:rPr>
+        <w:t xml:space="preserve">9010 Taiga, 9050 Näringsrik granskog </w:t>
+      </w:r>
+      <w:r>
+        <w:t xml:space="preserve">och </w:t>
+      </w:r>
+      <w:r>
+        <w:rPr>
+          <w:i/>
+        </w:rPr>
+        <w:t>9030 Landhöjningsskog</w:t>
+      </w:r>
+      <w:r>
+        <w:t xml:space="preserve"> (SLU Artdatabanken, 2024; Nitare &amp; Skogsstyrelsen, 2019).</w:t>
+      </w:r>
+    </w:p>
+    <w:p>
+      <w:r>
+        <w:rPr>
+          <w:b/>
+        </w:rPr>
+        <w:t>Kandelabersvamp (NT)</w:t>
+      </w:r>
+      <w:r>
+        <w:t xml:space="preserve"> är en mycket bra signalart på skyddsvärda skogsbestånd i hela sitt utbredningsområde. Svampen indikerar sena aspsuccessioner inom områden med konstant hög luftfuktighet. Kandelabersvamp är typisk art för </w:t>
+      </w:r>
+      <w:r>
+        <w:rPr>
+          <w:i/>
+        </w:rPr>
+        <w:t xml:space="preserve">9010 Taiga </w:t>
+      </w:r>
+      <w:r>
+        <w:t>(Nitare &amp; Skogsstyrelsen, 2019; SLU Artdatabanken, 2025).</w:t>
+      </w:r>
+    </w:p>
+    <w:p>
+      <w:r>
+        <w:rPr>
+          <w:b/>
+        </w:rPr>
+        <w:t>Kolflarnlav (NT)</w:t>
+      </w:r>
+      <w:r>
+        <w:t xml:space="preserve"> är brandberoende och växer nästan uteslutande på kolad hård kärnved av tall. Etableringen verkar ske först 100–300 år efter brand och nytt substrat nybildas i mycket begränsad omfattning. Avverkning av tallskog av naturskogskaraktär med spår av återkommande bränder är ett hot och mängden lämplig ved att växa på för arten minskar dels på grund av naturlig nedbrytning men framförallt på grund av att det förstörs i samband med slutavverkningar, gallringar och markberedning. Såväl kolflarnlav som mörk kolflarnlav har glänsande bålfjäll och förekommer främst i tall- och blandbarrskogar av naturskogskaraktär med spår av återkommande bränder. Skogar som dessa hyser höga biologiska värden och bör skyddas. Kolflarnlav är typisk art för </w:t>
+      </w:r>
+      <w:r>
+        <w:rPr>
+          <w:i/>
+        </w:rPr>
+        <w:t>9010 Taiga</w:t>
+      </w:r>
+      <w:r>
+        <w:t xml:space="preserve"> (SLU Artdatabanken, 2024).</w:t>
+      </w:r>
+    </w:p>
+    <w:p>
+      <w:r>
+        <w:rPr>
+          <w:b/>
+        </w:rPr>
+        <w:t>Koralltaggsvamp (NT)</w:t>
+      </w:r>
+      <w:r>
+        <w:t xml:space="preserve"> är i hela landet en mycket bra signalart som nästan enbart påträffas i skogsområden med höga naturvärden. Arten hotas av brist på död ved. Ingrepp som innebär att lågor och döda eller skadade träd tas bort missgynnar arten. En slutavverkning, skoglig gallring eller annat uttag av virke på växtplatsen som ger ett förändrat lokalklimat innebär ett direkt hot liksom överföring av lövskog till barrskog. Koralltaggsvamp är typisk art för </w:t>
+      </w:r>
+      <w:r>
+        <w:rPr>
+          <w:i/>
+        </w:rPr>
+        <w:t>9010 Taiga, 9050 Näringsrik granskog</w:t>
+      </w:r>
+      <w:r>
+        <w:t xml:space="preserve"> och</w:t>
+      </w:r>
+      <w:r>
+        <w:rPr>
+          <w:i/>
+        </w:rPr>
+        <w:t xml:space="preserve"> 9030 Landhöjningsskog</w:t>
+      </w:r>
+      <w:r>
+        <w:t xml:space="preserve"> (SLU Artdatabanken, 2024; Nitare &amp; Skogsstyrelsen, 2019).</w:t>
+      </w:r>
+    </w:p>
+    <w:p>
+      <w:r>
+        <w:rPr>
+          <w:b/>
+        </w:rPr>
+        <w:t>Kortskaftad ärgspik (NT)</w:t>
+      </w:r>
+      <w:r>
+        <w:t xml:space="preserve"> förekommer i barrträdsdominerade skogar och växer nästan uteslutande på tallved. Den föredrar gamla högstubbar i fuktig och halvöppen miljö, t.ex. i myrkanter, sumpskog och brandpräglad skog. Arten indikerar kontinuerlig tillgång till gamla högstubbar i kombination med hög och jämn luftfuktighet. Skogsbruk på lokaler med kortskaftad ärgspik utgör ett hot. På lång sikt bildas färre lämpliga substrat än vad som försvinner. Avverkning av barrträdsdominerade bestånd av naturskogskaraktär utgör ett långsiktigt hot. Naturskogsartade bestånd med riklig förekomst av gamla och grova tallhögstubbar bör undantas från skogsbruk (SLU Artdatabanken, 2024).</w:t>
+      </w:r>
+    </w:p>
+    <w:p>
+      <w:r>
+        <w:rPr>
+          <w:b/>
+        </w:rPr>
         <w:t>Lunglav (NT)</w:t>
       </w:r>
       <w:r>
@@ -436,6 +852,33 @@
       <w:r>
         <w:rPr>
           <w:b/>
+          <w:i/>
+        </w:rPr>
+        <w:t>Olisthaerus substriatus</w:t>
+      </w:r>
+      <w:r>
+        <w:rPr>
+          <w:b/>
+        </w:rPr>
+        <w:t xml:space="preserve"> (NT) </w:t>
+      </w:r>
+      <w:r>
+        <w:t xml:space="preserve">är en kortvinge som lever under barken på lågor och högstubbar av i första hand döda granar, men kan även påträffas på tall och björk. Arten föredrar beskuggade lågor med fuktig bark inne i ganska täta bestånd och dyker först upp på träd som varit döda ett par år, men stannar sedan under cirka ett decennium i samma träd. Larverna påträffas ofta tillsammans med de fullbildade skalbaggarna som kan påträffas under en stor del av året. Den skiljs från den närbesläktade </w:t>
+      </w:r>
+      <w:r>
+        <w:rPr>
+          <w:i/>
+        </w:rPr>
+        <w:t>Olisthaerus megacephalus,</w:t>
+      </w:r>
+      <w:r>
+        <w:t xml:space="preserve"> som den annars liknar, på att huvudet är tydligt smalare än halsskölden och att ögonen är tydligt utstående. Arten hotas starkt av bristen på döda, grova granar i den brukade skogen. Den är redan nu nästan helt tillbakaträngd till rena naturskogsbestånd. Det största hotet är avverkning av tallbestånd med äldre grova granar. Kvarvarande naturskogsbestånd med framför allt gran inom artens nuvarande utbredningsområde behöver bevaras. Vindfällen av grova granar bör sparas (SLU Artdatabanken, 2024).</w:t>
+      </w:r>
+    </w:p>
+    <w:p>
+      <w:r>
+        <w:rPr>
+          <w:b/>
         </w:rPr>
         <w:t>Rosenticka (NT)</w:t>
       </w:r>
@@ -466,6 +909,46 @@
         <w:rPr>
           <w:b/>
         </w:rPr>
+        <w:t>Rynkskinn (NT)</w:t>
+      </w:r>
+      <w:r>
+        <w:t xml:space="preserve"> är en vednedbrytare som växer på grova granlågor och ingår i en karaktäristisk association av vedsvampar knutna till urskogsartade barrskogar. Den har klassificerats som en “urskogsindikator” och är placerad i toppen av Skogsstyrelsens värdepyramid för bedömning av skog med höga naturvärden. Allt tyder på att rynkskinn är mycket känslig för skogliga ingrepp och lokalerna, som oftast har höga biologiska kvaliteter, bör lämnas till fri utveckling. Rynkskinn är typisk art för </w:t>
+      </w:r>
+      <w:r>
+        <w:rPr>
+          <w:i/>
+        </w:rPr>
+        <w:t xml:space="preserve">9010 Taiga, 9050 Näringsrik granskog </w:t>
+      </w:r>
+      <w:r>
+        <w:t>och</w:t>
+      </w:r>
+      <w:r>
+        <w:rPr>
+          <w:i/>
+        </w:rPr>
+        <w:t xml:space="preserve"> 9030 Landhöjningsskog</w:t>
+      </w:r>
+      <w:r>
+        <w:t xml:space="preserve"> (Nitare &amp; Skogsstyrelsen, 2019; SLU Artdatabanken, 2026).</w:t>
+      </w:r>
+    </w:p>
+    <w:p>
+      <w:r>
+        <w:rPr>
+          <w:b/>
+        </w:rPr>
+        <w:t>Skogsfru (NT, §8)</w:t>
+      </w:r>
+      <w:r>
+        <w:t xml:space="preserve"> växer i fuktig, skuggig skog med rörligt markvatten och god förnaproduktion. Den är placerad högst upp i Skogsstyrelsens värdepyramid för bedömning av skog med höga naturvärden och fridlyst enligt 8 § artskyddsförordningen. Slutavverkning utan hänsyn, markberedning och skyddsdikning utgör de allvarligaste hoten mot arten (SLU Artdatabanken, 2024).</w:t>
+      </w:r>
+    </w:p>
+    <w:p>
+      <w:r>
+        <w:rPr>
+          <w:b/>
+        </w:rPr>
         <w:t>Skrovellav (NT)</w:t>
       </w:r>
       <w:r>
@@ -513,6 +996,70 @@
         <w:rPr>
           <w:b/>
         </w:rPr>
+        <w:t>Större flatbagge</w:t>
+      </w:r>
+      <w:r>
+        <w:rPr>
+          <w:b/>
+          <w:i/>
+        </w:rPr>
+        <w:t xml:space="preserve"> </w:t>
+      </w:r>
+      <w:r>
+        <w:rPr>
+          <w:b/>
+        </w:rPr>
+        <w:t xml:space="preserve">(NT) </w:t>
+      </w:r>
+      <w:r>
+        <w:t>är en skalbagge vars larvutveckling sker i brunrötad ved i högstubbar eller torrträd av både barrträd och lövträd, oftast tall, gran och björk, men även asp, klibbal och gråal. Vedsvampar som skapar lämplig vedröta är klibbticka och björkticka. När skalbaggarna lämnar veden uppstår typiskt stora, ovala flyghål på vedytan, i formen ungefär som ett avrundat myntinkast. De födosöker gärna på undersidan av levande klibbtickor, varvid det uppstår ytliga gnagspår i sporlagret. Arten hotas av bekämpningsaktioner mot den åttatandade barkborren, vilken genom ståndskogsangrepp dödar träd som knappt tio år senare blir mycket lämpliga för stor flatbagge. På många ställen minskar snabbt de bestånd av gammal vårtbjörk som även är viktiga för artens överlevnad. Främst är det viktigt att gammal granskog eller lövbrännor sparas i form av nyckelbiotoper eller reservat. I den brukade skogen är det viktigt att spara stående torrgranar och vårtbjörkar samt att man ej har långa tidsmässiga specialföreskrifter för att eliminera sparande av granbarkborregranar som undanrycker successionsmöjligheter av utvecklingssubstrat för denna och många andra rödlistade arter i hela län. Större flatbagge är rödlistad som nära hotad (NT) på den europeiska rödlistan, vilket medför ett internationellt ansvar för arten (IUCN, 2025; SLU Artdatabanken, 2024).</w:t>
+      </w:r>
+    </w:p>
+    <w:p>
+      <w:r>
+        <w:rPr>
+          <w:b/>
+        </w:rPr>
+        <w:t>Talltita (NT, §4)</w:t>
+      </w:r>
+      <w:r>
+        <w:t>, rödlistad som nära hotad och prioriterad art i Skogsvårdslagen, har häckningsrevir i anmälan. Arten har minskat kraftigt de senaste 30 åren och minskningstakten innevarande 10-årsperiod beräknas till 20 (10–30) %. Talltitan är synnerligen trogen sitt cirka 15 hektar stora revir och är beroende av flerskiktade olikåldriga skogar för att kunna föda upp sina ungar. Talltitan försvinner om dess livsmiljö kalavverkas (Eggers &amp; Low, 2014; Ekman, 1979; Griesser et al, 2007; Klein, 2020; Siffczyk et al, 2003; SLU Artdatabanken, 2021).</w:t>
+      </w:r>
+    </w:p>
+    <w:p>
+      <w:r>
+        <w:rPr>
+          <w:b/>
+        </w:rPr>
+        <w:t>Tretåig hackspett (NT, §4)</w:t>
+      </w:r>
+      <w:r>
+        <w:t xml:space="preserve"> är rödlistad som nära hotad och ingår i bilaga 1 i EU:s fågeldirektiv. Tretåig hackspett är för sin överlevnad beroende av kontinuerlig tillförsel av äldre döende och död ved, som sker genom naturliga självgallringsprocesser i äldre grannaturskogar och barrblandade naturskogar. Om en skog genom skogsbruk gallras eller glesas ur så upphör och uteblir i stort sett den naturliga självgallringsprocessen för mycket lång tid framöver vilket omöjliggör upprätthållandet av den kontinuerliga ekologiska funktionen i ett område. Det finns studier som visar att naturskogens självgallringsprocess som den tretåiga hackspetten är beroende av, inte kan ersättas med efterlämnad hänsyn i skogsbruket (Imbeau &amp; Desrochers, 2002). Storleken på häckningsreviret varierar med skogstypen, förekomsten av död ved och graden av fragmentering, men är i allmänhet i storleksordningen 25–100 hektar. Vintertid krävs ofta betydligt större områden och det finns studier som antyder att arten behöver minst 100 hektar äldre skog. I områden med låg bonitet kan det behövas över 200 hektar lämpligt habitat för att ett par ska kunna reproducera sig. Områden med dokumenterad permanent förekomst i naturskogsmiljöer har vanligen så stora naturvärden att skogsbruk är olämpligt. Tretåig hackspett är typisk art för </w:t>
+      </w:r>
+      <w:r>
+        <w:rPr>
+          <w:i/>
+        </w:rPr>
+        <w:t xml:space="preserve">9010 Taiga, 9740 Skogsbevuxen myr, 9030 Landhöjningsskog </w:t>
+      </w:r>
+      <w:r>
+        <w:t xml:space="preserve">och </w:t>
+      </w:r>
+      <w:r>
+        <w:rPr>
+          <w:i/>
+        </w:rPr>
+        <w:t>9040 Fjällbjörkskog</w:t>
+      </w:r>
+      <w:r>
+        <w:t xml:space="preserve"> (Skogsstyrelsen, 2016; SLU Artdatabanken, 2024).</w:t>
+      </w:r>
+    </w:p>
+    <w:p>
+      <w:r>
+        <w:rPr>
+          <w:b/>
+        </w:rPr>
         <w:t>Ullticka (NT)</w:t>
       </w:r>
       <w:r>
@@ -569,6 +1116,117 @@
         <w:rPr>
           <w:b/>
         </w:rPr>
+        <w:t>Vedflamlav (NT)</w:t>
+      </w:r>
+      <w:r>
+        <w:t xml:space="preserve"> växer på gammal hård och torr, exponerad kärnved av tall, främst på högstubbar i ljusöppna lägen, t.ex. vid och på myrar, sjökanter, i glesa hällmarkskogar och i brandpräglade tallnaturskogar. Substratet nyskapas i begränsad omfattning och arten är en utmärkt indikator på höga naturvärden i denna skogstyp. Tall- och barrblandskogar med naturskogskaraktär och spår av bränder har ofta höga biologiska värden och bör skyddas. På vedflamlavens bål kan den sällsynta spiklaven/parasiten </w:t>
+      </w:r>
+      <w:r>
+        <w:rPr>
+          <w:i/>
+        </w:rPr>
+        <w:t>Calicium ramboldiicola</w:t>
+      </w:r>
+      <w:r>
+        <w:t xml:space="preserve"> (VU) påträffas (SLU Artdatabanken, 2026).</w:t>
+      </w:r>
+    </w:p>
+    <w:p>
+      <w:r>
+        <w:rPr>
+          <w:b/>
+        </w:rPr>
+        <w:t>Vedskivlav (NT)</w:t>
+      </w:r>
+      <w:r>
+        <w:t xml:space="preserve"> växer på gammal, torr, exponerad, hård kärnved av framförallt tall i naturskogsartade bestånd. Avverkning av tallskog av naturskogskaraktär med spår av återkommande bränder är ett hot. Mängden lämplig ved att växa på för vedskivlav minskar, dels på grund av naturlig nedbrytning men framförallt på grund av att de förstörs i samband med slutavverkningar, gallringar och markberedning. Tall- och blandbarrskogar av naturskogskaraktär med spår av återkommande bränder bör skyddas. Vedskivlav är typisk art för </w:t>
+      </w:r>
+      <w:r>
+        <w:rPr>
+          <w:i/>
+        </w:rPr>
+        <w:t>9010 Taiga</w:t>
+      </w:r>
+      <w:r>
+        <w:t xml:space="preserve"> (SLU Artdatabanken, 2024).</w:t>
+      </w:r>
+    </w:p>
+    <w:p>
+      <w:r>
+        <w:rPr>
+          <w:b/>
+        </w:rPr>
+        <w:t xml:space="preserve">Vedtrappmossa (NT) </w:t>
+      </w:r>
+      <w:r>
+        <w:t xml:space="preserve">växer på död ved, främst i gammal granskog. Den förekommer knappast alls i fjällnära barrskogar utan finns i skogslandskapet nedom fjällen och framför allt i landets södra delar är den en mycket bra signalart för barrnaturskog med höga naturvärden. Skogsavverkning och brist på grov död ved i skogen är de allvarligaste hoten och den överlever inte kalhyggesbruk. Lokaler med sluten granskog, tillräckligt stora för att säkerställa ett kontinuerligt tillskott på grova lågor, bör undantas från storskaligt skogsbruk. Vedtrappmossa är typisk art för </w:t>
+      </w:r>
+      <w:r>
+        <w:rPr>
+          <w:i/>
+        </w:rPr>
+        <w:t>9010 Taiga</w:t>
+      </w:r>
+      <w:r>
+        <w:t xml:space="preserve"> (SLU Artdatabanken, 2024).</w:t>
+      </w:r>
+    </w:p>
+    <w:p>
+      <w:r>
+        <w:rPr>
+          <w:b/>
+        </w:rPr>
+        <w:t>Vit vedfingersvamp (NT)</w:t>
+      </w:r>
+      <w:r>
+        <w:t xml:space="preserve"> växer på murken lövved, främst grova och barklösa asplågor. Svampen indikerar sena aspsuccessioner inom områden med konstant hög luftfuktighet. Raviner, bergrötter och liknande platser med skuggiga förhållanden och fuktig mark med ett stort inslag av lövträd är exempel på biotoper där vit vedfingersvamp ofta växer och dessa bör undantas från skogsbruk (SLU Artdatabanken, 2024; Nitare &amp; Skogsstyrelsen, 2019).</w:t>
+      </w:r>
+    </w:p>
+    <w:p>
+      <w:r>
+        <w:rPr>
+          <w:b/>
+        </w:rPr>
+        <w:t xml:space="preserve">Björksplintborre </w:t>
+      </w:r>
+      <w:r>
+        <w:t>är en skalbagge vars larvutveckling sker i bark på nyligen döda björkar, både stående träd och vindfällen. En prydlig rad med runda ventilationshål i barken ovanför modergången är synnerligen karaktäristiskt. Arten är knuten till lövrika blandskogar med en hög andel gamla träd, och starkt gynnad av naturliga störningar som torka, översvämningar, brand och stormfällningar. Talrika gnagspår kan tyda på biotoper med höga naturvärden, exempelvis för ovanliga hackspettar och andra, mer sällsynta vedinsekter. Larverna är omtyckt hackspettsföda (SLU Artdatabanken, 2025).</w:t>
+      </w:r>
+    </w:p>
+    <w:p>
+      <w:r>
+        <w:rPr>
+          <w:b/>
+        </w:rPr>
+        <w:t xml:space="preserve">Bollvitmossa </w:t>
+      </w:r>
+      <w:r>
+        <w:t xml:space="preserve">är en bra signalart inom hela sitt utbredningsområde. Vanligast är den i naturvårdsintressanta tallsumpskogar. Även gransumpskogar med bollvitmossa har normalt höga naturvärden. Arten indikerar skogsmark med stabila hydrologiska förhållanden och sannolikt även lång skoglig kontinuitet. Bollvitmossa är typisk art för </w:t>
+      </w:r>
+      <w:r>
+        <w:rPr>
+          <w:i/>
+        </w:rPr>
+        <w:t xml:space="preserve">9010 Taiga </w:t>
+      </w:r>
+      <w:r>
+        <w:t xml:space="preserve">och </w:t>
+      </w:r>
+      <w:r>
+        <w:rPr>
+          <w:i/>
+        </w:rPr>
+        <w:t xml:space="preserve">9740 Skogsbevuxen myr </w:t>
+      </w:r>
+      <w:r>
+        <w:t>(SLU Artdatabanken, 2025; Nitare &amp; Skogsstyrelsen, 2019).</w:t>
+      </w:r>
+    </w:p>
+    <w:p>
+      <w:r>
+        <w:rPr>
+          <w:b/>
+        </w:rPr>
         <w:t>Bårdlav</w:t>
       </w:r>
       <w:r>
@@ -616,6 +1274,229 @@
         <w:rPr>
           <w:b/>
         </w:rPr>
+        <w:t>Korallblylav</w:t>
+      </w:r>
+      <w:r>
+        <w:t xml:space="preserve"> växer på bark av asp, ask, rönn, sälg, bok och lönn och signalerar överallt skogsbestånd med höga naturvärden och den följs nästan alltid av andra ovanliga och rödlistade arter. Den indikerar hög och jämn luftfuktighet och växer främst i områden med lång skoglig kontinuitet där det funnits ett ständigt inslag av gamla lövträd. Korallblylav är typisk art för </w:t>
+      </w:r>
+      <w:r>
+        <w:rPr>
+          <w:i/>
+        </w:rPr>
+        <w:t xml:space="preserve">9020 Nordlig ädellövskog, 9070 Trädklädd betesmark, 9160 Näringsrik ekskog, 9180 Ädellövskog i branter </w:t>
+      </w:r>
+      <w:r>
+        <w:t>och</w:t>
+      </w:r>
+      <w:r>
+        <w:rPr>
+          <w:i/>
+        </w:rPr>
+        <w:t xml:space="preserve"> 9190 Näringsfattig ekskog</w:t>
+      </w:r>
+      <w:r>
+        <w:t xml:space="preserve"> (SLU Artdatabanken, 2024; Nitare &amp; Skogsstyrelsen, 2019).</w:t>
+      </w:r>
+    </w:p>
+    <w:p>
+      <w:r>
+        <w:rPr>
+          <w:b/>
+        </w:rPr>
+        <w:t>Lappranunkel (§7)</w:t>
+      </w:r>
+      <w:r>
+        <w:t xml:space="preserve"> omfattas av EU:s art- och habitatdirektiv och är fridlyst enligt 7 § artskyddsförordningen vilket innebär att artens livsmiljöer inte får förstöras. Den är knuten till granskogsmiljöer med ytligt liggande markvatten och konstant hög luftfuktighet. Arten är känslig för kalavverkning och markskador men kan kortvarigt står kvar en tid i fuktsvackor efter en avverkning. Lokaler med lappranunkel får inte avverkas. Lappranunkel är typisk art för </w:t>
+      </w:r>
+      <w:r>
+        <w:rPr>
+          <w:i/>
+        </w:rPr>
+        <w:t xml:space="preserve">9010 Taiga, 7160 Källor och källkärr </w:t>
+      </w:r>
+      <w:r>
+        <w:t>och</w:t>
+      </w:r>
+      <w:r>
+        <w:rPr>
+          <w:i/>
+        </w:rPr>
+        <w:t xml:space="preserve"> 9050 Näringsrik granskog</w:t>
+      </w:r>
+      <w:r>
+        <w:t xml:space="preserve"> (Nitare &amp; Skogsstyrelsen, 2019; SLU Artdatabanken, 2024).</w:t>
+      </w:r>
+    </w:p>
+    <w:p>
+      <w:r>
+        <w:rPr>
+          <w:b/>
+        </w:rPr>
+        <w:t>Luddlav</w:t>
+      </w:r>
+      <w:r>
+        <w:t xml:space="preserve"> signalerar lång skoglig kontinuitet med ett stabilt lokal- och mikroklimat med hög och jämn fuktighet. Luddlav är typisk art för </w:t>
+      </w:r>
+      <w:r>
+        <w:rPr>
+          <w:i/>
+        </w:rPr>
+        <w:t>9010 Taiga,</w:t>
+      </w:r>
+      <w:r>
+        <w:t xml:space="preserve"> </w:t>
+      </w:r>
+      <w:r>
+        <w:rPr>
+          <w:i/>
+        </w:rPr>
+        <w:t xml:space="preserve">9020 Nordlig ädellövskog, 9070 Trädklädd betesmark, 9110 Näringsfattig bokskog, 9180 Ädellövskog i branter </w:t>
+      </w:r>
+      <w:r>
+        <w:t>och</w:t>
+      </w:r>
+      <w:r>
+        <w:rPr>
+          <w:i/>
+        </w:rPr>
+        <w:t xml:space="preserve"> 9190 Näringsfattig ekskog </w:t>
+      </w:r>
+      <w:r>
+        <w:t>(Nitare &amp; Skogsstyrelsen, 2019; SLU Artdatabanken, 2025).</w:t>
+      </w:r>
+    </w:p>
+    <w:p>
+      <w:r>
+        <w:rPr>
+          <w:b/>
+        </w:rPr>
+        <w:t xml:space="preserve">Norrlandslav </w:t>
+      </w:r>
+      <w:r>
+        <w:t xml:space="preserve">indikerar söder om den naturliga norrlandsgränsen barrskogsbeklädda bergbranter eller andra ostörda skogsmiljöer med höga naturvärden. Norrlandslav är typisk art för </w:t>
+      </w:r>
+      <w:r>
+        <w:rPr>
+          <w:i/>
+        </w:rPr>
+        <w:t xml:space="preserve">9010 Taiga, 8110 Silikatrasmarker </w:t>
+      </w:r>
+      <w:r>
+        <w:t>och</w:t>
+      </w:r>
+      <w:r>
+        <w:rPr>
+          <w:i/>
+        </w:rPr>
+        <w:t xml:space="preserve"> 8120 Kalkrasmarker </w:t>
+      </w:r>
+      <w:r>
+        <w:t>(Nitare &amp; Skogsstyrelsen, 2000; SLU Artdatabanken, 2025).</w:t>
+      </w:r>
+    </w:p>
+    <w:p>
+      <w:r>
+        <w:rPr>
+          <w:b/>
+        </w:rPr>
+        <w:t>Nästlav</w:t>
+      </w:r>
+      <w:r>
+        <w:t xml:space="preserve"> indikerar söder om den naturliga norrlandsgränsen äldre barrskogsområden med höga naturvärden där andra ovanliga nordliga barrskogsarter kan påträffas. Nästlav är typisk art för </w:t>
+      </w:r>
+      <w:r>
+        <w:rPr>
+          <w:i/>
+        </w:rPr>
+        <w:t xml:space="preserve">9010 Taiga </w:t>
+      </w:r>
+      <w:r>
+        <w:t>(Nitare &amp; Skogsstyrelsen, 2019; SLU Artdatabanken, 2025).</w:t>
+      </w:r>
+    </w:p>
+    <w:p>
+      <w:r>
+        <w:rPr>
+          <w:b/>
+        </w:rPr>
+        <w:t>Rävticka</w:t>
+      </w:r>
+      <w:r>
+        <w:t xml:space="preserve"> är typisk art för </w:t>
+      </w:r>
+      <w:r>
+        <w:rPr>
+          <w:i/>
+        </w:rPr>
+        <w:t xml:space="preserve">9010 Taiga </w:t>
+      </w:r>
+      <w:r>
+        <w:t>(SLU Artdatabanken, 2025).</w:t>
+      </w:r>
+    </w:p>
+    <w:p>
+      <w:r>
+        <w:rPr>
+          <w:b/>
+        </w:rPr>
+        <w:t xml:space="preserve">Skinnlav </w:t>
+      </w:r>
+      <w:r>
+        <w:t xml:space="preserve">förekommer på diverse lövträd, främst på gammal asp och sälg. Den påträffas främst i områden med lång kontinuitet av grova lövträd och signalerar skogsmark med höga naturvärden. På lokalerna förekommer som regel ett flertal andra ovanliga eller rödlistade lavar. I likhet med gelélavarna, etablerar sig skinnlaven i skogsmark på grova aspar i sena lövsuccessioner. Skinnlav är typisk art för </w:t>
+      </w:r>
+      <w:r>
+        <w:rPr>
+          <w:i/>
+        </w:rPr>
+        <w:t xml:space="preserve">9010 Taiga, 9020 Nordlig ädellövskog </w:t>
+      </w:r>
+      <w:r>
+        <w:t xml:space="preserve">och </w:t>
+      </w:r>
+      <w:r>
+        <w:rPr>
+          <w:i/>
+        </w:rPr>
+        <w:t xml:space="preserve">9070 Trädklädd betesmark </w:t>
+      </w:r>
+      <w:r>
+        <w:t>(Nitare &amp; Skogsstyrelsen, 2019; SLU Artdatabanken, 2025).</w:t>
+      </w:r>
+    </w:p>
+    <w:p>
+      <w:r>
+        <w:rPr>
+          <w:b/>
+        </w:rPr>
+        <w:t>Stor aspticka</w:t>
+      </w:r>
+      <w:r>
+        <w:t xml:space="preserve"> är knuten till gamla levande aspar och orsakar karaktäristiska inbuktningar i stammen (så kallad nekroser). Slutavverknings- och gallringsåtgärder i löv- och blandskogsbestånd som innebär att tillgången på grov asp minskar är ett hot mot arten. Det är viktigt att äldre aspar och aspbestånd sparas och för att gynna arten på sikt bör aspinslagen i t.ex. bergbranter, raviner, skogsbryn och kring äldre odlingsmarker generellt sparas i större utsträckning än vad som görs idag. Stor aspticka är typisk art för </w:t>
+      </w:r>
+      <w:r>
+        <w:rPr>
+          <w:i/>
+        </w:rPr>
+        <w:t xml:space="preserve">9010 Taiga </w:t>
+      </w:r>
+      <w:r>
+        <w:t xml:space="preserve">och </w:t>
+      </w:r>
+      <w:r>
+        <w:rPr>
+          <w:i/>
+        </w:rPr>
+        <w:t>9030 Landhöjningsskog</w:t>
+      </w:r>
+      <w:r>
+        <w:t xml:space="preserve"> (SLU Artdatabanken, 2024; Nitare &amp; Skogsstyrelsen, 2019).</w:t>
+      </w:r>
+    </w:p>
+    <w:p>
+      <w:r>
+        <w:rPr>
+          <w:b/>
+        </w:rPr>
         <w:t>Stuplav</w:t>
       </w:r>
       <w:r>
@@ -665,6 +1546,222 @@
       </w:r>
       <w:r>
         <w:t xml:space="preserve"> (SLU Artdatabanken, 2026; Nitare &amp; Skogsstyrelsen, 2019).</w:t>
+      </w:r>
+    </w:p>
+    <w:p>
+      <w:r>
+        <w:rPr>
+          <w:b/>
+        </w:rPr>
+        <w:t xml:space="preserve">Trådticka </w:t>
+      </w:r>
+      <w:r>
+        <w:t xml:space="preserve">är knuten till grova granar i rikare ofta fuktiga miljöer. Den återfinns på både levande och döda träd samt stubbar och nyligen fallna träd. Karaktärsart för äldre fuktiga granskogsbiotoper, och i stor mängd är den en bra signalart för miljöer med andra rödlistade arter. Trådticka är typisk art för </w:t>
+      </w:r>
+      <w:r>
+        <w:rPr>
+          <w:i/>
+        </w:rPr>
+        <w:t xml:space="preserve">9010 Taiga </w:t>
+      </w:r>
+      <w:r>
+        <w:t xml:space="preserve">och </w:t>
+      </w:r>
+      <w:r>
+        <w:rPr>
+          <w:i/>
+        </w:rPr>
+        <w:t xml:space="preserve">9050 Näringsrik granskog </w:t>
+      </w:r>
+      <w:r>
+        <w:t>(SLU Artdatabanken, 2025).</w:t>
+      </w:r>
+    </w:p>
+    <w:p>
+      <w:r>
+        <w:rPr>
+          <w:b/>
+        </w:rPr>
+        <w:t xml:space="preserve">Vedticka </w:t>
+      </w:r>
+      <w:r>
+        <w:t xml:space="preserve">är en bra signalart söder om den naturliga norrlandsgränsen. Den är huvudsakligen knuten till äldre barrskogar där det föreligger långvarig kontinuitet av död barrved. Vedticka är typisk art för </w:t>
+      </w:r>
+      <w:r>
+        <w:rPr>
+          <w:i/>
+        </w:rPr>
+        <w:t xml:space="preserve">9010 Taiga </w:t>
+      </w:r>
+      <w:r>
+        <w:t>(Nitare &amp; Skogsstyrelsen, 2019; SLU Artdatabanken, 2025).</w:t>
+      </w:r>
+    </w:p>
+    <w:p>
+      <w:r>
+        <w:rPr>
+          <w:b/>
+        </w:rPr>
+        <w:t>Brudborste</w:t>
+      </w:r>
+      <w:r>
+        <w:t xml:space="preserve"> är typisk art för </w:t>
+      </w:r>
+      <w:r>
+        <w:rPr>
+          <w:i/>
+        </w:rPr>
+        <w:t xml:space="preserve">9050 Näringsrik granskog, 9040 Fjällbjörkskog, 6530 Lövängar, 6430 Högörtängar </w:t>
+      </w:r>
+      <w:r>
+        <w:t xml:space="preserve">och </w:t>
+      </w:r>
+      <w:r>
+        <w:rPr>
+          <w:i/>
+        </w:rPr>
+        <w:t>6510 Slåtterängar i låglandet</w:t>
+      </w:r>
+      <w:r>
+        <w:t xml:space="preserve"> (SLU Artdatabanken, 2025).</w:t>
+      </w:r>
+    </w:p>
+    <w:p>
+      <w:r>
+        <w:rPr>
+          <w:b/>
+        </w:rPr>
+        <w:t xml:space="preserve">Ekbräken </w:t>
+      </w:r>
+      <w:r>
+        <w:t xml:space="preserve">är typisk art för </w:t>
+      </w:r>
+      <w:r>
+        <w:rPr>
+          <w:i/>
+        </w:rPr>
+        <w:t>9050 Näringsrik granskog</w:t>
+      </w:r>
+      <w:r>
+        <w:t xml:space="preserve"> (SLU Artdatabanken, 2025).</w:t>
+      </w:r>
+    </w:p>
+    <w:p>
+      <w:r>
+        <w:rPr>
+          <w:b/>
+        </w:rPr>
+        <w:t xml:space="preserve">Hultbräken </w:t>
+      </w:r>
+      <w:r>
+        <w:t xml:space="preserve">är typisk art för </w:t>
+      </w:r>
+      <w:r>
+        <w:rPr>
+          <w:i/>
+        </w:rPr>
+        <w:t xml:space="preserve">9050 Näringsrik granskog </w:t>
+      </w:r>
+      <w:r>
+        <w:t>(SLU Artdatabanken, 2025).</w:t>
+      </w:r>
+    </w:p>
+    <w:p>
+      <w:r>
+        <w:rPr>
+          <w:b/>
+        </w:rPr>
+        <w:t>Kransmossa</w:t>
+      </w:r>
+      <w:r>
+        <w:t xml:space="preserve"> är typisk art för </w:t>
+      </w:r>
+      <w:r>
+        <w:rPr>
+          <w:i/>
+        </w:rPr>
+        <w:t xml:space="preserve">9050 Näringsrik granskog </w:t>
+      </w:r>
+      <w:r>
+        <w:t xml:space="preserve">och </w:t>
+      </w:r>
+      <w:r>
+        <w:rPr>
+          <w:i/>
+        </w:rPr>
+        <w:t xml:space="preserve">6170 Alpina kalkgräsmarker </w:t>
+      </w:r>
+      <w:r>
+        <w:t>(SLU Artdatabanken, 2025).</w:t>
+      </w:r>
+    </w:p>
+    <w:p>
+      <w:r>
+        <w:rPr>
+          <w:b/>
+        </w:rPr>
+        <w:t xml:space="preserve">Linnea </w:t>
+      </w:r>
+      <w:r>
+        <w:t xml:space="preserve">är typisk art för </w:t>
+      </w:r>
+      <w:r>
+        <w:rPr>
+          <w:i/>
+        </w:rPr>
+        <w:t>9010 Taiga</w:t>
+      </w:r>
+      <w:r>
+        <w:t>. På linnea kan man hitta sporsäcksvampen linnealudd (SLU Artdatabanken, 2025).</w:t>
+      </w:r>
+    </w:p>
+    <w:p>
+      <w:r>
+        <w:rPr>
+          <w:b/>
+        </w:rPr>
+        <w:t>Ormbär</w:t>
+      </w:r>
+      <w:r>
+        <w:t xml:space="preserve"> är typisk art för </w:t>
+      </w:r>
+      <w:r>
+        <w:rPr>
+          <w:i/>
+        </w:rPr>
+        <w:t xml:space="preserve">9050 Näringsrik granskog </w:t>
+      </w:r>
+      <w:r>
+        <w:t>(SLU Artdatabanken, 2025).</w:t>
+      </w:r>
+    </w:p>
+    <w:p>
+      <w:r>
+        <w:rPr>
+          <w:b/>
+        </w:rPr>
+        <w:t>Spillkråka (§4)</w:t>
+      </w:r>
+      <w:r>
+        <w:t xml:space="preserve"> omfattas av bilaga 1 i EU:s fågeldirektiv och är typisk art för </w:t>
+      </w:r>
+      <w:r>
+        <w:rPr>
+          <w:i/>
+        </w:rPr>
+        <w:t xml:space="preserve">9010 Taiga </w:t>
+      </w:r>
+      <w:r>
+        <w:t>och</w:t>
+      </w:r>
+      <w:r>
+        <w:rPr>
+          <w:i/>
+        </w:rPr>
+        <w:t xml:space="preserve"> 9740 Skogsbevuxen myr</w:t>
+      </w:r>
+      <w:r>
+        <w:t>. Den behöver grova träd, främst tall, asp och bok som boträd. Skogsbruk med korta omloppstider och täta, homogena ungskogar utgör det största hotet. Spillkråka är en nyckelart i skogliga miljöer vars övergivna bohål utnyttjas av flera andra hålhäckande fågelarter och fladdermöss, däribland pärluggla (EN, §4), knipa (§4), salskrake (§4) och skogsduva (§4). Hökuggla (VU, §4) och slaguggla (§4) häckar ofta i högstubbar som brutits av i höjd med ett gammalt spillkråkebo (SLU Artdatabanken, 2026; Skogsstyrelsen, 2016).</w:t>
       </w:r>
     </w:p>
     <w:p>
@@ -719,11 +1816,27 @@
       <w:r>
         <w:t>I den avverkningsanmälda skogen har fridlysta arter sina livsmiljöer och växtplatser. Att skada de fridlysta arternas livsmiljöer, växtplatser eller ekologiska funktion är inte tillåtet enligt artskyddsförordningen.</w:t>
       </w:r>
-    </w:p>
-    <w:p>
+      <w:r>
+        <w:rPr>
+          <w:i/>
+        </w:rPr>
+        <w:t xml:space="preserve"> EU:s medlemsländer och skogsbolag är skyldiga att agera i enlighet med EU:s fågeldirektiv där det uttryckligen står att direktivet gäller för fåglar samt för deras ägg, bon och </w:t>
+      </w:r>
       <w:r>
         <w:rPr>
           <w:b/>
+          <w:i/>
+        </w:rPr>
+        <w:t xml:space="preserve">livsmiljöer </w:t>
+      </w:r>
+      <w:r>
+        <w:t>(artikel 1). Vidare att de åtgärder som vidtas inte får leda till en försämring av den nuvarande situationen beträffande bevarandet av de fågelarter som avses i artikel 1 (artikel 13).</w:t>
+      </w:r>
+    </w:p>
+    <w:p>
+      <w:r>
+        <w:rPr>
+          <w:b/>
         </w:rPr>
         <w:t xml:space="preserve">6.4 </w:t>
       </w:r>
@@ -736,10 +1849,18 @@
         <w:rPr>
           <w:b/>
         </w:rPr>
-        <w:t xml:space="preserve">6.4.3 </w:t>
-      </w:r>
-      <w:r>
-        <w:t>Bevarandeåtgärder genomförs för de kända förekomster av rödlistade arter som påverkas av skogsbruk.</w:t>
+        <w:t xml:space="preserve">6.4.1 </w:t>
+      </w:r>
+      <w:r>
+        <w:t>Följande biotoper undantas från alla skogsbruksåtgärder, förutom åtgärder påkallade för att bevara eller främja biotopens naturliga eller hävdbetingade biologiska mångfald:</w:t>
+      </w:r>
+    </w:p>
+    <w:p>
+      <w:pPr>
+        <w:ind w:left="357"/>
+      </w:pPr>
+      <w:r>
+        <w:t>b) nyckelbiotoper enligt Skogsstyrelsens definition och metod (1995)</w:t>
       </w:r>
     </w:p>
     <w:p>
@@ -757,7 +1878,36 @@
         <w:rPr>
           <w:i/>
         </w:rPr>
-        <w:t>I det avverkningsanmälda skogsområdet har 8 naturvårdsarter varav 6 rödlistade arter sina livsmiljöer och växtplatser.</w:t>
+        <w:t>I det avverkningsanmälda skogsområdet har 53 rödlistade arter och signalarter påträffats. Detta ska jämföras med Skogsstyrelsens uppföljning 2017 av nyckelbiotoper som visade att man i genomsnitt hittar 20,6 olika rödlistade arter och signalarter i en nyckelbiotop (Wijk, S. 2017. Biologisk mångfald i nyckelbiotoper – Resultat från inventeringen “Uppföljning biologisk mångfald” 2009–2015. Rapport 4/2017 Skogsstyrelsen, Jönköping).</w:t>
+      </w:r>
+    </w:p>
+    <w:p>
+      <w:r>
+        <w:rPr>
+          <w:b/>
+        </w:rPr>
+        <w:t xml:space="preserve">6.4.3 </w:t>
+      </w:r>
+      <w:r>
+        <w:t>Bevarandeåtgärder genomförs för de kända förekomster av rödlistade arter som påverkas av skogsbruk.</w:t>
+      </w:r>
+    </w:p>
+    <w:p>
+      <w:pPr>
+        <w:pStyle w:val="ListBullet"/>
+      </w:pPr>
+      <w:r>
+        <w:rPr>
+          <w:b/>
+          <w:i/>
+        </w:rPr>
+        <w:t xml:space="preserve">Kommentar: </w:t>
+      </w:r>
+      <w:r>
+        <w:rPr>
+          <w:i/>
+        </w:rPr>
+        <w:t>I det avverkningsanmälda skogsområdet har 61 naturvårdsarter varav 38 rödlistade arter sina livsmiljöer och växtplatser.</w:t>
       </w:r>
     </w:p>
     <w:p>
@@ -964,90 +2114,22 @@
         <w:pStyle w:val="Heading1"/>
       </w:pPr>
       <w:r>
-        <w:t>Knärot – ekologi samt krav på livsmiljön</w:t>
-      </w:r>
-    </w:p>
-    <w:p>
-      <w:r>
-        <w:t xml:space="preserve">Knärot är typisk art för </w:t>
-      </w:r>
-      <w:r>
-        <w:rPr>
-          <w:i/>
-        </w:rPr>
-        <w:t xml:space="preserve">9010 Taiga </w:t>
-      </w:r>
-      <w:r>
-        <w:t>och</w:t>
-      </w:r>
-      <w:r>
-        <w:rPr>
-          <w:i/>
-        </w:rPr>
-        <w:t xml:space="preserve"> 9050 Näringsrik granskog</w:t>
-      </w:r>
-      <w:r>
-        <w:t>, fridlyst enligt 8 och 15 §§ artskyddsförordningen och klassad som sårbar (VU) enligt rödlistan 2020. Knärot är beroende av hög och jämn luftfuktighet i gamla, ostörda skogsmiljöer och är känslig för snabba förändringar av ljus-/vindförhållanden eller uttorkning. På grund av ett alltför intensivt skogsbruk har den minskat med 40 (25–50) % under de senaste 60 åren och i framtiden bedöms minskningstakten uppgå till 30 (20–40) %. Till följd av att arten har en dokumenterat högre minskningstakt i förhållande till sin generationstid än vad som tidigare varit känt (data från Riksskogstaxeringen) höjdes den till hotkategori sårbar (VU) i rödlistan 2020 (SLU Artdatabanken, 2024).</w:t>
-      </w:r>
-    </w:p>
-    <w:p>
-      <w:r>
-        <w:t>En analys av 79 floraväktarlokaler åren 1990–2015 vilka återbesökts under 2020–2024 visade på en tydlig negativ påverkan på knärotsförekomster från större hyggen i närområdet (inom 150–200 m) vilket indikerar att kanteffekter har en stor påverkan på populationerna. Resultaten bekräftar knärotens känslighet för kanteffekter och visar vikten av att skydda större skogsbestånd för att bevara arten. Om det blir höga andelar (&gt;30%) hyggen inom 200 meter från en knärotsförekomst så ökar risken för att en knärotspopulation dör ut och det verkar det behövas någonstans mellan 100 och 150 meters skyddszon för att bevara arten på lång sikt (Sebestyén &amp; Sundberg, 2025). Detta stöds även av en studie (Johansson et al, 2026) baserad på data från Riksskogstaxeringen som visar att knäroten minskat med 66 % under perioden 1993–2022 samt att det finns en stark korrelation mellan minskande arealer kontinuitetsskog och lokal utdöenderisk. Knäroten uppvisade en mycket låg koloniseringsgrad (0,7 % över 10 år) i kombination med hög lokal utrotningsrisk (75,2 %), där utrotningssannolikheten ökade kraftigt när arealen kontinuitetsskog minskade mellan undersökningar, t.ex. på grund av kalhyggesbruk (Johansson et al., 2026).</w:t>
-      </w:r>
-    </w:p>
-    <w:p>
-      <w:r>
-        <w:t xml:space="preserve">Samuel Johnsons doktorsavhandling </w:t>
-      </w:r>
-      <w:r>
-        <w:rPr>
-          <w:i/>
-        </w:rPr>
-        <w:t>“Retention Forestry as a Conservation Measure for Boreal Forest Ground Vegetation”</w:t>
-      </w:r>
-      <w:r>
-        <w:t xml:space="preserve"> (SLU, Uppsala 2014) visar att det krävs väl tilltagna skyddszoner för att knärotens växtplatser inte ska ta skada av skogsbruksåtgärder i intilliggande områden: </w:t>
-      </w:r>
-      <w:r>
-        <w:rPr>
-          <w:i/>
-        </w:rPr>
-        <w:t xml:space="preserve">“Study III shows that retention patches smaller than 0.5 ha do not lifeboat the sensitive forest herb G. repens, a species that depend on stable microclimatic conditions typical for intact forest stands.” </w:t>
-      </w:r>
-      <w:r>
-        <w:t xml:space="preserve">Vidare </w:t>
-      </w:r>
-      <w:r>
-        <w:rPr>
-          <w:i/>
-        </w:rPr>
-        <w:t>“More sensitive forest species are not lifeboated in retention patches ranging from 0.05 to 0.5 ha (Papers II &amp; III).”</w:t>
-      </w:r>
-    </w:p>
-    <w:p>
-      <w:r>
-        <w:t xml:space="preserve">Johnsons (2014) rekommendation på minst 50 meters breda skyddszoner runt knärotens växtplatser motsvarar en areal på 0,78 hektar, vilket ligger i linje med andra studier som gjorts på känsliga skogsarter: </w:t>
-      </w:r>
-      <w:r>
-        <w:rPr>
-          <w:i/>
-        </w:rPr>
-        <w:t>“In study III I also show that translocated specimens of G. repens survives well in mature forests at least 50 m from the nearest edge to an open area. Moreover, measures of temperature and humidity show that such distances from an open area is far enough to offer a microclimate that is more stable compared to what present in retention patches of around 0.1 ha. This means that the very centre of a circular patch with radius 50 m (equals a size of 0.78 ha) should offer conditions similar to interior forest and would perhaps be a suitable habitat for G. repens and similar species. Previous studies from both North America and Sweden have also concluded that patches between 0.5 and one ha are sufficient for preserving interior forest vegetation as well as sensitive lichens and bryophytes (de Graaf &amp; Roberts 2009; Halpern et al. 2012; Rudolphi et al. 2014).”</w:t>
-      </w:r>
-    </w:p>
-    <w:p>
-      <w:r>
-        <w:t>Ytterligare en studie (Koelmeijer m.fl., 2022) inkluderar knärotens skyddsbehov. I uppsatsen berörs problemet med uttorkning för växter, bl.a. för knärot, ett problem som blivit accentuerat på grund av den pågående klimatförändringen och torra somrar, t.ex. den exceptionellt torra sommaren 2018. I uppsatsen undersöks områden med tre olika avstånd från kalhyggeskant med avseende på skydd bl.a. för knärot. Det första området har avstånd upp till 20 m från hyggeskant (Strong edge effect), det andra 20–40 m från hyggeskant (Weak edge effect) och det tredje avser större avstånd från hyggeskant, där kanteffekten anses vara försumbar (Interior). Ett resultat var att man fann stor eller mycket stor uttorkningseffekt på känsliga och rödlistade skogsarter vid de kortare avstånden till hyggeskant, medan effekt av uttorkning inte konstaterades på större avstånd (Interior). För orkidén knärot fann man en rik förekomst (upp till 0,06 dm2/m2) på stort avstånd från hyggeskant (Interior), medan förekomsten var liten eller närmast försumbar i de områden som klassificerades som Weak edge effect respektive Strong edge effect. Arbetet påpekar att de allt oftare förekommande torra somrarna ger ytterligare skäl att utöka skyddsavståndet från hyggen till den fuktkrävande arten knärot (Koelmeijer m.fl., 2022).</w:t>
-      </w:r>
-    </w:p>
-    <w:p>
-      <w:r>
-        <w:t>Även Skogsstyrelsens egen vägledning för hänsyn till knärot ligger i linje med ovanstående forskningsstudier. Av vägledningen framgår det att för med hög sannolikhet kunna bevara befintliga förekomster krävs relativt stora avsättningar av uppvuxen skog med slutet och relativt tätt kronskikt. Som riktlinje kan krävas ett avstånd på 50 meter in från brynet för att vidmakthålla ett fungerande mikroklimat. Detta innebär att fristående hänsynsytor för många arter (kärlväxter, lavar och mossor) kan behöva ha en area överstigande 0,8 hektar (cirkelyta med radien 50 meter = 0,78 hektar) för att bibehålla lokalklimatet. Även ganska små förändringar i form av förändrade ljus- och fuktighetsförhållanden, till exempel till följd av gallring, kan leda till att arten försvinner till följd av konkurrens med mera ljuskrävande och snabbväxande arter (Skogsstyrelsen, 2022).</w:t>
-      </w:r>
-    </w:p>
-    <w:p>
-      <w:r>
-        <w:t>Vid tillämpning av försiktighetsprincipen enligt 2 kap. 3 § miljöbalken bör sålunda 100–150 meters skyddszon lämnas runt knärotens växtplatser.</w:t>
+        <w:t>Djupsvart brunbagge – ekologi samt krav på livsmiljön</w:t>
+      </w:r>
+    </w:p>
+    <w:p>
+      <w:r>
+        <w:t>Djupsvart brunbagge är rödlistad som starkt hotad (EN) och omfattas av åtgärdsprogram för björklevande vedskalbaggar i Norrland. Djupsvart brunbagge utvecklas i svampangripen vitrötad lövträdsved. I norra Sverige är fynd framförallt gjorda i döda björkar, särskilt högstubbar av grova vårtbjörkar med fnösktickor (SLU Artdatabanken, 2021; Naturvårdsverket, 2008).</w:t>
+      </w:r>
+    </w:p>
+    <w:p>
+      <w:r>
+        <w:t>Av den uppdaterade åtgärdstabellen för djupsvart brunbagge (2020–2027) framgår det att formellt skydd av större områden är nödvändigt för att klara arten på sikt, i kombination med den naturvårdsskötsel, ekoparker och frivilliga avsättningar som skogsägare arbetar med (Naturvårdsverket och Länsstyrelsen Gävleborg, 2022).</w:t>
+      </w:r>
+    </w:p>
+    <w:p>
+      <w:r>
+        <w:t>Vidare att gynnsam bevarandestatus för djupsvart brunbagge uppnås när det finns starka förekomster i minst 20 trakter i landet. Med stark förekomst menas att inom en trakt på 500–5000 ha utgörs minst 25 % av lämpligt habitat innehållande minst 10 lämpliga träd per ha och att 25 % av dessa är bebodda av arten. Trakter ska ha en sådan trädslags- och ålders-sammansättning att områden rika på grova lövträd även finns på 50 års sikt. Trakter med starka förekomster ska vara spridda över respektive arts sentida (1900-tal) utbredningsområde i landet (Naturvårdsverket och Länsstyrelsen Gävleborg, 2022).</w:t>
       </w:r>
     </w:p>
     <w:p>
@@ -1055,133 +2137,40 @@
         <w:pStyle w:val="Heading2"/>
       </w:pPr>
       <w:r>
-        <w:t>Referenser – knärot</w:t>
-      </w:r>
-    </w:p>
-    <w:p>
-      <w:r>
-        <w:t xml:space="preserve">de Graaf M &amp; Roberts M.R., 2009. </w:t>
-      </w:r>
-      <w:r>
-        <w:rPr>
-          <w:i/>
-        </w:rPr>
-        <w:t xml:space="preserve">Short-term response of the herbaceous layer within leave patches after harvest. </w:t>
-      </w:r>
-      <w:r>
-        <w:t>Forest Ecology and Management 257, 1014–1025.</w:t>
-      </w:r>
-    </w:p>
-    <w:p>
-      <w:r>
-        <w:t xml:space="preserve">Halpern, C. B., Halaj, J., Evans, S. A., &amp; Dovciak, M., 2012. </w:t>
-      </w:r>
-      <w:r>
-        <w:rPr>
-          <w:i/>
-        </w:rPr>
-        <w:t xml:space="preserve">Level and pattern of overstory retention interact to shape long-term responses of understories to timber harvest. </w:t>
-      </w:r>
-      <w:r>
-        <w:t>Ecological Applications, 22, 2049–2064.</w:t>
-      </w:r>
-    </w:p>
-    <w:p>
-      <w:r>
-        <w:t>Johansson, V., Jansson, M. och Bergman, K-O</w:t>
-      </w:r>
-      <w:r>
-        <w:rPr>
-          <w:i/>
-        </w:rPr>
-        <w:t>.</w:t>
-      </w:r>
-      <w:r>
-        <w:t>, 2026.</w:t>
-      </w:r>
-      <w:r>
-        <w:rPr>
-          <w:i/>
-        </w:rPr>
-        <w:t xml:space="preserve"> A 30-year population decline of a threatened forest orchid associated with old growth forests</w:t>
-      </w:r>
-      <w:r>
-        <w:t>. Department of Physics, Chemistry and Biology (IFM), Linköping University.</w:t>
-      </w:r>
-    </w:p>
-    <w:p>
-      <w:r>
-        <w:t xml:space="preserve">Johnson, S., 2014. </w:t>
-      </w:r>
-      <w:r>
-        <w:rPr>
-          <w:i/>
-        </w:rPr>
-        <w:t>Retention Forestry as a Conservation Measure for Boreal Forest Ground Vegetation</w:t>
-      </w:r>
-      <w:r>
-        <w:t>. Doktorsavhandling, SLU, Uppsala.</w:t>
-      </w:r>
-    </w:p>
-    <w:p>
-      <w:r>
-        <w:t xml:space="preserve">Koelmeijer, I. A., Ehrlén, J., Jönsson, M., De Frenne, P., Berg, P., Andersson, J., Weibull, H. &amp; Hylander, N. 2022. </w:t>
-      </w:r>
-      <w:r>
-        <w:rPr>
-          <w:i/>
-        </w:rPr>
-        <w:t xml:space="preserve">Interactive effects of drought and edge exposure on old-growth forest understory species. </w:t>
-      </w:r>
-      <w:r>
-        <w:t>Landscape Ecology, 37, sid 1839–1853.</w:t>
-      </w:r>
-    </w:p>
-    <w:p>
-      <w:r>
-        <w:t xml:space="preserve">Rudolphi, J., Jönsson, M. T., &amp; Gustafsson, L., 2014. </w:t>
-      </w:r>
-      <w:r>
-        <w:rPr>
-          <w:i/>
-        </w:rPr>
-        <w:t xml:space="preserve">Biological legacies buffer local species extinction after logging. </w:t>
-      </w:r>
-      <w:r>
-        <w:t>Journal of Applied Ecology. 51, 53–62.</w:t>
-      </w:r>
-    </w:p>
-    <w:p>
-      <w:r>
-        <w:t xml:space="preserve">Sebestyén, L. och Sundberg, S. 2025.  </w:t>
-      </w:r>
-      <w:r>
-        <w:rPr>
-          <w:i/>
-        </w:rPr>
-        <w:t>Påverkan på knärotslokaler från hyggen i närheten.</w:t>
-      </w:r>
-      <w:r>
-        <w:t xml:space="preserve"> DAPHNE 36:1 2025. Botaniska Sällskapet i Stockholm.</w:t>
-      </w:r>
-    </w:p>
-    <w:p>
-      <w:r>
-        <w:t xml:space="preserve">Skogsstyrelsen, 2022. </w:t>
-      </w:r>
-      <w:r>
-        <w:rPr>
-          <w:i/>
-        </w:rPr>
-        <w:t xml:space="preserve">Vägledning för hänsyn till knärot. </w:t>
-      </w:r>
-      <w:r>
-        <w:t>https://www.skogsstyrelsen.se/lag-och-tillsyn/artskydd/vagledningar-och-kunskapsstod-artskydd/vagledning-for-hansyn-till-knarot/.</w:t>
-      </w:r>
-    </w:p>
-    <w:p>
-      <w:r>
-        <w:t xml:space="preserve">SLU Artdatabanken, 2024. </w:t>
+        <w:t>Referenser – djupsvart brunbagge</w:t>
+      </w:r>
+    </w:p>
+    <w:p>
+      <w:r>
+        <w:t xml:space="preserve">Naturvårdsverket &amp; Länsstyrelsen Gävleborg, 2022. </w:t>
+      </w:r>
+      <w:r>
+        <w:rPr>
+          <w:i/>
+        </w:rPr>
+        <w:t xml:space="preserve">Uppdaterad åtgärdstabell för björklevande vedskalbaggar, 2020–2027. </w:t>
+      </w:r>
+      <w:r>
+        <w:t>Naturvårdsverket Stockholm.</w:t>
+      </w:r>
+    </w:p>
+    <w:p>
+      <w:r>
+        <w:t xml:space="preserve">Naturvårdsverket, 2008. </w:t>
+      </w:r>
+      <w:r>
+        <w:rPr>
+          <w:i/>
+        </w:rPr>
+        <w:t xml:space="preserve">Åtgärdsprogram för björklevande vedskalbaggar i Norrland 2008–2012. </w:t>
+      </w:r>
+      <w:r>
+        <w:t>Rapport 5843 – November 2008</w:t>
+      </w:r>
+    </w:p>
+    <w:p>
+      <w:r>
+        <w:t xml:space="preserve">SLU Artdatabanken, 2021. </w:t>
       </w:r>
       <w:r>
         <w:rPr>
@@ -1190,7 +2179,7 @@
         <w:t xml:space="preserve">Artfaktablad. Naturvård – artfakta. </w:t>
       </w:r>
       <w:r>
-        <w:t>SLU Artdatabanken, Uppsala.</w:t>
+        <w:t>SLU Artdatabanken, Uppsala</w:t>
       </w:r>
     </w:p>
     <w:p>
@@ -1198,62 +2187,90 @@
         <w:pStyle w:val="Heading1"/>
       </w:pPr>
       <w:r>
-        <w:t>Lunglav – ekologi samt krav på livsmiljön</w:t>
-      </w:r>
-    </w:p>
-    <w:p>
-      <w:r>
-        <w:t xml:space="preserve">Lunglav (NT) är en av vårt lands främsta signalarter som överallt indikerar gamla lövträd, skogsbestånd med höga naturvärden och ekosystem med lång skoglig kontinuitet. Lokalt kan förekomsten vara mycket riklig men den hittas nästan enbart i gamla och ej slutavverkade skogar. Artens samtliga förekomster bör uppmärksammas från naturvårdssynpunkt, då många lokaler även hyser andra ovanliga och rödlistade arter, däribland de sällsynta lavparasiterna lunglavshårprick (CR), </w:t>
-      </w:r>
-      <w:r>
-        <w:rPr>
-          <w:i/>
-        </w:rPr>
-        <w:t>Abrothallus diederichii</w:t>
-      </w:r>
-      <w:r>
-        <w:t xml:space="preserve"> (VU), </w:t>
-      </w:r>
-      <w:r>
-        <w:rPr>
-          <w:i/>
-        </w:rPr>
-        <w:t>Abrothallus lobariae</w:t>
-      </w:r>
-      <w:r>
-        <w:t xml:space="preserve"> (VU), </w:t>
-      </w:r>
-      <w:r>
-        <w:rPr>
-          <w:i/>
-        </w:rPr>
-        <w:t>Calycina lobariae</w:t>
-      </w:r>
-      <w:r>
-        <w:t xml:space="preserve"> (VU), lunglavsknapp (VU) och skrovelmössing (VU), som växer på lunglav. Rikliga förekomster med lunglav bör skyddas med biotopskydd, frivilliga avsättningar eller reservat (SLU Artdatabanken, 2026; Nitare &amp; Skogsstyrelsen, 2019).</w:t>
-      </w:r>
-    </w:p>
-    <w:p>
-      <w:r>
-        <w:t xml:space="preserve">Lunglav är typisk art för </w:t>
-      </w:r>
-      <w:r>
-        <w:rPr>
-          <w:i/>
-        </w:rPr>
-        <w:t>9010 Taiga, 9020 Nordlig ädellövskog, 9110 Näringsfattig bokskog, 9130 Näringsrik bokskog, 9160 Näringsrik ekskog, 9180 Ädellövskog i branter, 9190 Näringsfattig ekskog, 9070 Trädklädd betesmark, 9040 Fjällbjörkskog</w:t>
-      </w:r>
-      <w:r>
-        <w:t xml:space="preserve"> och</w:t>
-      </w:r>
-      <w:r>
-        <w:rPr>
-          <w:i/>
-        </w:rPr>
-        <w:t xml:space="preserve"> 6530 Lövängar</w:t>
-      </w:r>
-      <w:r>
-        <w:t xml:space="preserve"> (SLU Artdatabanken, 2026).</w:t>
+        <w:t>Knärot – ekologi samt krav på livsmiljön</w:t>
+      </w:r>
+    </w:p>
+    <w:p>
+      <w:r>
+        <w:t xml:space="preserve">Knärot är typisk art för </w:t>
+      </w:r>
+      <w:r>
+        <w:rPr>
+          <w:i/>
+        </w:rPr>
+        <w:t xml:space="preserve">9010 Taiga </w:t>
+      </w:r>
+      <w:r>
+        <w:t>och</w:t>
+      </w:r>
+      <w:r>
+        <w:rPr>
+          <w:i/>
+        </w:rPr>
+        <w:t xml:space="preserve"> 9050 Näringsrik granskog</w:t>
+      </w:r>
+      <w:r>
+        <w:t>, fridlyst enligt 8 och 15 §§ artskyddsförordningen och klassad som sårbar (VU) enligt rödlistan 2020. Knärot är beroende av hög och jämn luftfuktighet i gamla, ostörda skogsmiljöer och är känslig för snabba förändringar av ljus-/vindförhållanden eller uttorkning. På grund av ett alltför intensivt skogsbruk har den minskat med 40 (25–50) % under de senaste 60 åren och i framtiden bedöms minskningstakten uppgå till 30 (20–40) %. Till följd av att arten har en dokumenterat högre minskningstakt i förhållande till sin generationstid än vad som tidigare varit känt (data från Riksskogstaxeringen) höjdes den till hotkategori sårbar (VU) i rödlistan 2020 (SLU Artdatabanken, 2024).</w:t>
+      </w:r>
+    </w:p>
+    <w:p>
+      <w:r>
+        <w:t>En analys av 79 floraväktarlokaler åren 1990–2015 vilka återbesökts under 2020–2024 visade på en tydlig negativ påverkan på knärotsförekomster från större hyggen i närområdet (inom 150–200 m) vilket indikerar att kanteffekter har en stor påverkan på populationerna. Resultaten bekräftar knärotens känslighet för kanteffekter och visar vikten av att skydda större skogsbestånd för att bevara arten. Om det blir höga andelar (&gt;30%) hyggen inom 200 meter från en knärotsförekomst så ökar risken för att en knärotspopulation dör ut och det verkar det behövas någonstans mellan 100 och 150 meters skyddszon för att bevara arten på lång sikt (Sebestyén &amp; Sundberg, 2025). Detta stöds även av en studie (Johansson et al, 2026) baserad på data från Riksskogstaxeringen som visar att knäroten minskat med 66 % under perioden 1993–2022 samt att det finns en stark korrelation mellan minskande arealer kontinuitetsskog och lokal utdöenderisk. Knäroten uppvisade en mycket låg koloniseringsgrad (0,7 % över 10 år) i kombination med hög lokal utrotningsrisk (75,2 %), där utrotningssannolikheten ökade kraftigt när arealen kontinuitetsskog minskade mellan undersökningar, t.ex. på grund av kalhyggesbruk (Johansson et al., 2026).</w:t>
+      </w:r>
+    </w:p>
+    <w:p>
+      <w:r>
+        <w:t xml:space="preserve">Samuel Johnsons doktorsavhandling </w:t>
+      </w:r>
+      <w:r>
+        <w:rPr>
+          <w:i/>
+        </w:rPr>
+        <w:t>“Retention Forestry as a Conservation Measure for Boreal Forest Ground Vegetation”</w:t>
+      </w:r>
+      <w:r>
+        <w:t xml:space="preserve"> (SLU, Uppsala 2014) visar att det krävs väl tilltagna skyddszoner för att knärotens växtplatser inte ska ta skada av skogsbruksåtgärder i intilliggande områden: </w:t>
+      </w:r>
+      <w:r>
+        <w:rPr>
+          <w:i/>
+        </w:rPr>
+        <w:t xml:space="preserve">“Study III shows that retention patches smaller than 0.5 ha do not lifeboat the sensitive forest herb G. repens, a species that depend on stable microclimatic conditions typical for intact forest stands.” </w:t>
+      </w:r>
+      <w:r>
+        <w:t xml:space="preserve">Vidare </w:t>
+      </w:r>
+      <w:r>
+        <w:rPr>
+          <w:i/>
+        </w:rPr>
+        <w:t>“More sensitive forest species are not lifeboated in retention patches ranging from 0.05 to 0.5 ha (Papers II &amp; III).”</w:t>
+      </w:r>
+    </w:p>
+    <w:p>
+      <w:r>
+        <w:t xml:space="preserve">Johnsons (2014) rekommendation på minst 50 meters breda skyddszoner runt knärotens växtplatser motsvarar en areal på 0,78 hektar, vilket ligger i linje med andra studier som gjorts på känsliga skogsarter: </w:t>
+      </w:r>
+      <w:r>
+        <w:rPr>
+          <w:i/>
+        </w:rPr>
+        <w:t>“In study III I also show that translocated specimens of G. repens survives well in mature forests at least 50 m from the nearest edge to an open area. Moreover, measures of temperature and humidity show that such distances from an open area is far enough to offer a microclimate that is more stable compared to what present in retention patches of around 0.1 ha. This means that the very centre of a circular patch with radius 50 m (equals a size of 0.78 ha) should offer conditions similar to interior forest and would perhaps be a suitable habitat for G. repens and similar species. Previous studies from both North America and Sweden have also concluded that patches between 0.5 and one ha are sufficient for preserving interior forest vegetation as well as sensitive lichens and bryophytes (de Graaf &amp; Roberts 2009; Halpern et al. 2012; Rudolphi et al. 2014).”</w:t>
+      </w:r>
+    </w:p>
+    <w:p>
+      <w:r>
+        <w:t>Ytterligare en studie (Koelmeijer m.fl., 2022) inkluderar knärotens skyddsbehov. I uppsatsen berörs problemet med uttorkning för växter, bl.a. för knärot, ett problem som blivit accentuerat på grund av den pågående klimatförändringen och torra somrar, t.ex. den exceptionellt torra sommaren 2018. I uppsatsen undersöks områden med tre olika avstånd från kalhyggeskant med avseende på skydd bl.a. för knärot. Det första området har avstånd upp till 20 m från hyggeskant (Strong edge effect), det andra 20–40 m från hyggeskant (Weak edge effect) och det tredje avser större avstånd från hyggeskant, där kanteffekten anses vara försumbar (Interior). Ett resultat var att man fann stor eller mycket stor uttorkningseffekt på känsliga och rödlistade skogsarter vid de kortare avstånden till hyggeskant, medan effekt av uttorkning inte konstaterades på större avstånd (Interior). För orkidén knärot fann man en rik förekomst (upp till 0,06 dm2/m2) på stort avstånd från hyggeskant (Interior), medan förekomsten var liten eller närmast försumbar i de områden som klassificerades som Weak edge effect respektive Strong edge effect. Arbetet påpekar att de allt oftare förekommande torra somrarna ger ytterligare skäl att utöka skyddsavståndet från hyggen till den fuktkrävande arten knärot (Koelmeijer m.fl., 2022).</w:t>
+      </w:r>
+    </w:p>
+    <w:p>
+      <w:r>
+        <w:t>Även Skogsstyrelsens egen vägledning för hänsyn till knärot ligger i linje med ovanstående forskningsstudier. Av vägledningen framgår det att för med hög sannolikhet kunna bevara befintliga förekomster krävs relativt stora avsättningar av uppvuxen skog med slutet och relativt tätt kronskikt. Som riktlinje kan krävas ett avstånd på 50 meter in från brynet för att vidmakthålla ett fungerande mikroklimat. Detta innebär att fristående hänsynsytor för många arter (kärlväxter, lavar och mossor) kan behöva ha en area överstigande 0,8 hektar (cirkelyta med radien 50 meter = 0,78 hektar) för att bibehålla lokalklimatet. Även ganska små förändringar i form av förändrade ljus- och fuktighetsförhållanden, till exempel till följd av gallring, kan leda till att arten försvinner till följd av konkurrens med mera ljuskrävande och snabbväxande arter (Skogsstyrelsen, 2022).</w:t>
+      </w:r>
+    </w:p>
+    <w:p>
+      <w:r>
+        <w:t>Vid tillämpning av försiktighetsprincipen enligt 2 kap. 3 § miljöbalken bör sålunda 100–150 meters skyddszon lämnas runt knärotens växtplatser.</w:t>
       </w:r>
     </w:p>
     <w:p>
@@ -1261,6 +2278,212 @@
         <w:pStyle w:val="Heading2"/>
       </w:pPr>
       <w:r>
+        <w:t>Referenser – knärot</w:t>
+      </w:r>
+    </w:p>
+    <w:p>
+      <w:r>
+        <w:t xml:space="preserve">de Graaf M &amp; Roberts M.R., 2009. </w:t>
+      </w:r>
+      <w:r>
+        <w:rPr>
+          <w:i/>
+        </w:rPr>
+        <w:t xml:space="preserve">Short-term response of the herbaceous layer within leave patches after harvest. </w:t>
+      </w:r>
+      <w:r>
+        <w:t>Forest Ecology and Management 257, 1014–1025.</w:t>
+      </w:r>
+    </w:p>
+    <w:p>
+      <w:r>
+        <w:t xml:space="preserve">Halpern, C. B., Halaj, J., Evans, S. A., &amp; Dovciak, M., 2012. </w:t>
+      </w:r>
+      <w:r>
+        <w:rPr>
+          <w:i/>
+        </w:rPr>
+        <w:t xml:space="preserve">Level and pattern of overstory retention interact to shape long-term responses of understories to timber harvest. </w:t>
+      </w:r>
+      <w:r>
+        <w:t>Ecological Applications, 22, 2049–2064.</w:t>
+      </w:r>
+    </w:p>
+    <w:p>
+      <w:r>
+        <w:t>Johansson, V., Jansson, M. och Bergman, K-O</w:t>
+      </w:r>
+      <w:r>
+        <w:rPr>
+          <w:i/>
+        </w:rPr>
+        <w:t>.</w:t>
+      </w:r>
+      <w:r>
+        <w:t>, 2026.</w:t>
+      </w:r>
+      <w:r>
+        <w:rPr>
+          <w:i/>
+        </w:rPr>
+        <w:t xml:space="preserve"> A 30-year population decline of a threatened forest orchid associated with old growth forests</w:t>
+      </w:r>
+      <w:r>
+        <w:t>. Department of Physics, Chemistry and Biology (IFM), Linköping University.</w:t>
+      </w:r>
+    </w:p>
+    <w:p>
+      <w:r>
+        <w:t xml:space="preserve">Johnson, S., 2014. </w:t>
+      </w:r>
+      <w:r>
+        <w:rPr>
+          <w:i/>
+        </w:rPr>
+        <w:t>Retention Forestry as a Conservation Measure for Boreal Forest Ground Vegetation</w:t>
+      </w:r>
+      <w:r>
+        <w:t>. Doktorsavhandling, SLU, Uppsala.</w:t>
+      </w:r>
+    </w:p>
+    <w:p>
+      <w:r>
+        <w:t xml:space="preserve">Koelmeijer, I. A., Ehrlén, J., Jönsson, M., De Frenne, P., Berg, P., Andersson, J., Weibull, H. &amp; Hylander, N. 2022. </w:t>
+      </w:r>
+      <w:r>
+        <w:rPr>
+          <w:i/>
+        </w:rPr>
+        <w:t xml:space="preserve">Interactive effects of drought and edge exposure on old-growth forest understory species. </w:t>
+      </w:r>
+      <w:r>
+        <w:t>Landscape Ecology, 37, sid 1839–1853.</w:t>
+      </w:r>
+    </w:p>
+    <w:p>
+      <w:r>
+        <w:t xml:space="preserve">Rudolphi, J., Jönsson, M. T., &amp; Gustafsson, L., 2014. </w:t>
+      </w:r>
+      <w:r>
+        <w:rPr>
+          <w:i/>
+        </w:rPr>
+        <w:t xml:space="preserve">Biological legacies buffer local species extinction after logging. </w:t>
+      </w:r>
+      <w:r>
+        <w:t>Journal of Applied Ecology. 51, 53–62.</w:t>
+      </w:r>
+    </w:p>
+    <w:p>
+      <w:r>
+        <w:t xml:space="preserve">Sebestyén, L. och Sundberg, S. 2025.  </w:t>
+      </w:r>
+      <w:r>
+        <w:rPr>
+          <w:i/>
+        </w:rPr>
+        <w:t>Påverkan på knärotslokaler från hyggen i närheten.</w:t>
+      </w:r>
+      <w:r>
+        <w:t xml:space="preserve"> DAPHNE 36:1 2025. Botaniska Sällskapet i Stockholm.</w:t>
+      </w:r>
+    </w:p>
+    <w:p>
+      <w:r>
+        <w:t xml:space="preserve">Skogsstyrelsen, 2022. </w:t>
+      </w:r>
+      <w:r>
+        <w:rPr>
+          <w:i/>
+        </w:rPr>
+        <w:t xml:space="preserve">Vägledning för hänsyn till knärot. </w:t>
+      </w:r>
+      <w:r>
+        <w:t>https://www.skogsstyrelsen.se/lag-och-tillsyn/artskydd/vagledningar-och-kunskapsstod-artskydd/vagledning-for-hansyn-till-knarot/.</w:t>
+      </w:r>
+    </w:p>
+    <w:p>
+      <w:r>
+        <w:t xml:space="preserve">SLU Artdatabanken, 2024. </w:t>
+      </w:r>
+      <w:r>
+        <w:rPr>
+          <w:i/>
+        </w:rPr>
+        <w:t xml:space="preserve">Artfaktablad. Naturvård – artfakta. </w:t>
+      </w:r>
+      <w:r>
+        <w:t>SLU Artdatabanken, Uppsala.</w:t>
+      </w:r>
+    </w:p>
+    <w:p>
+      <w:pPr>
+        <w:pStyle w:val="Heading1"/>
+      </w:pPr>
+      <w:r>
+        <w:t>Lunglav – ekologi samt krav på livsmiljön</w:t>
+      </w:r>
+    </w:p>
+    <w:p>
+      <w:r>
+        <w:t xml:space="preserve">Lunglav (NT) är en av vårt lands främsta signalarter som överallt indikerar gamla lövträd, skogsbestånd med höga naturvärden och ekosystem med lång skoglig kontinuitet. Lokalt kan förekomsten vara mycket riklig men den hittas nästan enbart i gamla och ej slutavverkade skogar. Artens samtliga förekomster bör uppmärksammas från naturvårdssynpunkt, då många lokaler även hyser andra ovanliga och rödlistade arter, däribland de sällsynta lavparasiterna lunglavshårprick (CR), </w:t>
+      </w:r>
+      <w:r>
+        <w:rPr>
+          <w:i/>
+        </w:rPr>
+        <w:t>Abrothallus diederichii</w:t>
+      </w:r>
+      <w:r>
+        <w:t xml:space="preserve"> (VU), </w:t>
+      </w:r>
+      <w:r>
+        <w:rPr>
+          <w:i/>
+        </w:rPr>
+        <w:t>Abrothallus lobariae</w:t>
+      </w:r>
+      <w:r>
+        <w:t xml:space="preserve"> (VU), </w:t>
+      </w:r>
+      <w:r>
+        <w:rPr>
+          <w:i/>
+        </w:rPr>
+        <w:t>Calycina lobariae</w:t>
+      </w:r>
+      <w:r>
+        <w:t xml:space="preserve"> (VU), lunglavsknapp (VU) och skrovelmössing (VU), som växer på lunglav. Rikliga förekomster med lunglav bör skyddas med biotopskydd, frivilliga avsättningar eller reservat (SLU Artdatabanken, 2026; Nitare &amp; Skogsstyrelsen, 2019).</w:t>
+      </w:r>
+    </w:p>
+    <w:p>
+      <w:r>
+        <w:t xml:space="preserve">Lunglav är typisk art för </w:t>
+      </w:r>
+      <w:r>
+        <w:rPr>
+          <w:i/>
+        </w:rPr>
+        <w:t>9010 Taiga, 9020 Nordlig ädellövskog, 9110 Näringsfattig bokskog, 9130 Näringsrik bokskog, 9160 Näringsrik ekskog, 9180 Ädellövskog i branter, 9190 Näringsfattig ekskog, 9070 Trädklädd betesmark, 9040 Fjällbjörkskog</w:t>
+      </w:r>
+      <w:r>
+        <w:t xml:space="preserve"> och</w:t>
+      </w:r>
+      <w:r>
+        <w:rPr>
+          <w:i/>
+        </w:rPr>
+        <w:t xml:space="preserve"> 6530 Lövängar</w:t>
+      </w:r>
+      <w:r>
+        <w:t xml:space="preserve"> (SLU Artdatabanken, 2026).</w:t>
+      </w:r>
+    </w:p>
+    <w:p>
+      <w:pPr>
+        <w:pStyle w:val="Heading2"/>
+      </w:pPr>
+      <w:r>
         <w:t>Referenser – lunglav</w:t>
       </w:r>
     </w:p>
@@ -1276,6 +2499,485 @@
       </w:r>
       <w:r>
         <w:t>Skogsstyrelsen.</w:t>
+      </w:r>
+    </w:p>
+    <w:p>
+      <w:r>
+        <w:t xml:space="preserve">SLU Artdatabanken, 2026. </w:t>
+      </w:r>
+      <w:r>
+        <w:rPr>
+          <w:i/>
+        </w:rPr>
+        <w:t xml:space="preserve">Artfaktablad. Naturvård – artfakta. </w:t>
+      </w:r>
+      <w:r>
+        <w:t>SLU Artdatabanken, Uppsala.</w:t>
+      </w:r>
+    </w:p>
+    <w:p>
+      <w:pPr>
+        <w:pStyle w:val="Heading1"/>
+      </w:pPr>
+      <w:r>
+        <w:t>Talltita – ekologi samt krav på livsmiljön</w:t>
+      </w:r>
+    </w:p>
+    <w:p>
+      <w:r>
+        <w:t>Talltita är rödlistad som NT, fridlyst och prioriterad art i Skogsvårdslagen. Den omfattas av EU:s fågeldirektiv. Arten har minskat kraftigt de senaste 30 åren och minskningstakten innevarande 10-årsperiod beräknas till 20 (10–30) % (SLU Artdatabanken, 2022).</w:t>
+      </w:r>
+    </w:p>
+    <w:p>
+      <w:r>
+        <w:t>Talltita föredrar större sammanhängande barrskogar, och finns såväl i tallskog som granskog och i lövblandad barrskog. Skogens struktur är viktig och ska helst vara flerskiktad med riklig underväxt av mindre granar, björk och andra lövträd och buskar. Tillgång på murknande högstubbar är särskilt viktig, eftersom talltitan helst själv hackar ut sitt bohål (SLU Artdatabanken, 2022).</w:t>
+      </w:r>
+    </w:p>
+    <w:p>
+      <w:r>
+        <w:t>Det finns flera studier som visar att talltita är känslig för gallring och inte överlever när dess livsmiljö kalavverkas (Eggers and Low, 2014; Griesser et al., 2007; Klein, 2020). Talltitans revir är förhållandevis stora, 10–20 hektar och arten missgynnas när skogen fragmenteras. Kalavverkning av större delar av reviret innebär att det överges (Artdatabanken, 2021).</w:t>
+      </w:r>
+    </w:p>
+    <w:p>
+      <w:r>
+        <w:t>Talltitan är synnerligen trogen sitt revir så länge paret lever och biotopen förblir intakt. Paret stannar i sitt revir året om. En förlust av ett revir har därför en stor inverkan på den lokala populationen och trakthyggesbruket anses vara orsak till den svenska populationens kraftiga minskning. Talltiteparets revirtrohet innebär att närhelst under året man observerar en adult talltita så ingår denna plats i reviret (Siffczyk et al., 2003; Ekman, 1979).</w:t>
+      </w:r>
+    </w:p>
+    <w:p>
+      <w:pPr>
+        <w:pStyle w:val="Heading2"/>
+      </w:pPr>
+      <w:r>
+        <w:t>Referenser – talltita</w:t>
+      </w:r>
+    </w:p>
+    <w:p>
+      <w:r>
+        <w:t xml:space="preserve">Eggers, S., Low, M., 2014. </w:t>
+      </w:r>
+      <w:r>
+        <w:rPr>
+          <w:i/>
+        </w:rPr>
+        <w:t xml:space="preserve">Differential demographic responses of sympatric Parids to vegetation management in boreal forest. </w:t>
+      </w:r>
+      <w:r>
+        <w:t>For. Ecol. Manage. 319, 169–175.</w:t>
+      </w:r>
+    </w:p>
+    <w:p>
+      <w:r>
+        <w:t xml:space="preserve">Ekman, J., 1979. </w:t>
+      </w:r>
+      <w:r>
+        <w:rPr>
+          <w:i/>
+        </w:rPr>
+        <w:t xml:space="preserve">Coherence, composition and territories of winter social groups of the Willow Tit Parus montanus and the Crested Tit P. cristatus. </w:t>
+      </w:r>
+      <w:r>
+        <w:t>Ornis Scandinavica, 10, pp 56–68</w:t>
+      </w:r>
+    </w:p>
+    <w:p>
+      <w:r>
+        <w:t xml:space="preserve">Griesser, M., Nystrand, M., Eggers, S., Ekman, J., 2007. </w:t>
+      </w:r>
+      <w:r>
+        <w:rPr>
+          <w:i/>
+        </w:rPr>
+        <w:t xml:space="preserve">Impact of forestry practices on fitness correlates and population productivity in an open-nesting bird species. </w:t>
+      </w:r>
+      <w:r>
+        <w:t>Conserv. Biol. 21, 767–774. https://doi.org/10.1111/j.1523- 1739.2007.00675.x</w:t>
+      </w:r>
+    </w:p>
+    <w:p>
+      <w:r>
+        <w:t xml:space="preserve">Klein, J., 2020. </w:t>
+      </w:r>
+      <w:r>
+        <w:rPr>
+          <w:i/>
+        </w:rPr>
+        <w:t xml:space="preserve">The forgotten forest – On thinning, retention, and biodiversity in the boreal forest. </w:t>
+      </w:r>
+      <w:r>
+        <w:t>Doctoral Thesis No. 2020:50</w:t>
+      </w:r>
+    </w:p>
+    <w:p>
+      <w:r>
+        <w:t xml:space="preserve">Siffczyk, C., Brotons, L., Kangas, K., Orell, M., 2003. </w:t>
+      </w:r>
+      <w:r>
+        <w:rPr>
+          <w:i/>
+        </w:rPr>
+        <w:t xml:space="preserve">Home range size of willow tits. </w:t>
+      </w:r>
+      <w:r>
+        <w:t>Oecologica, 136, 635–642 (2003)</w:t>
+      </w:r>
+    </w:p>
+    <w:p>
+      <w:r>
+        <w:t xml:space="preserve">SLU Artdatabanken, 2021. </w:t>
+      </w:r>
+      <w:r>
+        <w:rPr>
+          <w:i/>
+        </w:rPr>
+        <w:t xml:space="preserve">Artfaktablad. Naturvård – artfakta. </w:t>
+      </w:r>
+      <w:r>
+        <w:t>SLU Artdatabanken, Uppsala</w:t>
+      </w:r>
+    </w:p>
+    <w:p>
+      <w:pPr>
+        <w:pStyle w:val="Heading1"/>
+      </w:pPr>
+      <w:r>
+        <w:t>Tretåig hackspett – ekologi samt krav på livsmiljön</w:t>
+      </w:r>
+    </w:p>
+    <w:p>
+      <w:r>
+        <w:t xml:space="preserve">Tretåig hackspett (NT) är fridlyst enligt §4 Artskyddsförordningen och finns med som prioriterad art i Skogsstyrelsen vägledning för skogsbruket (bilaga 4 till SVL). I vägledningen står bland annat att: </w:t>
+      </w:r>
+      <w:r>
+        <w:rPr>
+          <w:i/>
+        </w:rPr>
+        <w:t xml:space="preserve">“Tretåig hackspett har stora arealkrav och höga krav på sin livsmiljö. Omdaningen av naturskogar till kulturskogar medför en förlust av viktiga miljöer, något som förstärks av ökad fragmentering till följd av avverkningar.” </w:t>
+      </w:r>
+      <w:r>
+        <w:t xml:space="preserve">Vidare att: </w:t>
+      </w:r>
+      <w:r>
+        <w:rPr>
+          <w:i/>
+        </w:rPr>
+        <w:t>“Områden med dokumenterad permanent förekomst i naturskogsmiljöer har vanligen så stora naturvärden att skogsbruk är olämpligt”</w:t>
+      </w:r>
+      <w:r>
+        <w:t xml:space="preserve"> (SLU Artdatabanken, 2024; Skogsstyrelsen, 2016)</w:t>
+      </w:r>
+      <w:r>
+        <w:rPr>
+          <w:i/>
+        </w:rPr>
+        <w:t>.</w:t>
+      </w:r>
+    </w:p>
+    <w:p>
+      <w:r>
+        <w:t>Tretåig hackspett är beroende av större sammanhängande naturskogar med kontinuerlig tillgång och nybildning av död ved och fragmentering av livsmiljöerna utgör ett stort hot mot arten (se exempelvis Stachura-Skierczynska et al., 2009; Wesolowski et al., 2005; Butler et al., 2004; Pakkala et al., 2002; Amcoff et al., 1996; Virkkala, 1991). Det finns studier som visar att naturskogens självgallringsprocess som den tretåiga hackspetten är beroende av, inte kan ersättas med efterlämnad hänsyn i skogsbruket (Imbeau &amp; Desrochers, 2002).</w:t>
+      </w:r>
+    </w:p>
+    <w:p>
+      <w:r>
+        <w:t>Permanenta revir av tretåig hackspett karaktäriseras ofta av artens typiska ringformigt ordnade hackmärken på framför allt gamla granar. För att säkerställa att inte revir av tretåig hackspett drabbas av avverkningsplanerna bör en inventering göras i området både under häckningstid och under vintern, då arten utnyttjar betydligt större områden än under sommarens häckningsrevir. Storleken på häckningsreviret varierar med skogstypen, förekomsten av död ved och graden av fragmentering, men är i allmänhet i storleksordningen 25–100 hektar (SLU Artdatabanken, 2024; Skogsstyrelsen, 2016).</w:t>
+      </w:r>
+    </w:p>
+    <w:p>
+      <w:r>
+        <w:t xml:space="preserve">Förutom fridlysning enligt §4 Artskyddsförordningen är tretåig hackspett även förtecknad i EU:s fågeldirektiv bilaga 1. Den är typisk art för </w:t>
+      </w:r>
+      <w:r>
+        <w:rPr>
+          <w:i/>
+        </w:rPr>
+        <w:t xml:space="preserve">9010 Taiga, 9740 Skogsbevuxen myr, 9030 Landhöjningsskog </w:t>
+      </w:r>
+      <w:r>
+        <w:t xml:space="preserve">och </w:t>
+      </w:r>
+      <w:r>
+        <w:rPr>
+          <w:i/>
+        </w:rPr>
+        <w:t>9040 Fjällbjörkskog</w:t>
+      </w:r>
+      <w:r>
+        <w:t xml:space="preserve"> samt ingår i Natura 2000 och är förtecknad i Bernkonventionen bilaga II (strikt skyddade djurarter) (SLU Artdatabanken, 2024; Skogsstyrelsen, 2016).</w:t>
+      </w:r>
+    </w:p>
+    <w:p>
+      <w:pPr>
+        <w:pStyle w:val="Heading2"/>
+      </w:pPr>
+      <w:r>
+        <w:t>Referenser – tretåig hackspett</w:t>
+      </w:r>
+    </w:p>
+    <w:p>
+      <w:r>
+        <w:t xml:space="preserve">Amcoff, M. &amp; Eriksson, P. 1996. </w:t>
+      </w:r>
+      <w:r>
+        <w:rPr>
+          <w:i/>
+        </w:rPr>
+        <w:t xml:space="preserve">Förekomst av tretåig hackspett Picoides tridactylus på bestånds- och landskapsnivå. </w:t>
+      </w:r>
+      <w:r>
+        <w:t>Ornis Svecica 6: 107–119.</w:t>
+      </w:r>
+    </w:p>
+    <w:p>
+      <w:r>
+        <w:t xml:space="preserve">Butler, R., Angelstam, P., Ekelund, P. &amp; Schlaeffer, R. 2004. </w:t>
+      </w:r>
+      <w:r>
+        <w:rPr>
+          <w:i/>
+        </w:rPr>
+        <w:t xml:space="preserve">Dead wood threshold values for the three-toed woodpecker presence in boreal and sub-Alpine forest. </w:t>
+      </w:r>
+      <w:r>
+        <w:t>Biological conservation 119(3): 305–318.</w:t>
+      </w:r>
+    </w:p>
+    <w:p>
+      <w:r>
+        <w:t xml:space="preserve">Imbeau, L. &amp; Desrochers, A. 2002. </w:t>
+      </w:r>
+      <w:r>
+        <w:rPr>
+          <w:i/>
+        </w:rPr>
+        <w:t xml:space="preserve">Foraging Ecology and Use of Drumming Trees by Three-Toed Woodpeckers. </w:t>
+      </w:r>
+      <w:r>
+        <w:t>The Journal of Wildlife Management. Vol. 66, No. 1 (Jan., 2002), pp. 222–231.</w:t>
+      </w:r>
+    </w:p>
+    <w:p>
+      <w:r>
+        <w:t xml:space="preserve">Pakkala, T., Hanski, I. &amp; Tomppo, E. 2002. </w:t>
+      </w:r>
+      <w:r>
+        <w:rPr>
+          <w:i/>
+        </w:rPr>
+        <w:t xml:space="preserve">Spatial ecology of the three-toed woodpecker in managed forest landscapes. </w:t>
+      </w:r>
+      <w:r>
+        <w:t>Silva Fennica 36(1): 279–288.</w:t>
+      </w:r>
+    </w:p>
+    <w:p>
+      <w:r>
+        <w:t xml:space="preserve">Skogsstyrelsen, 2016. </w:t>
+      </w:r>
+      <w:r>
+        <w:rPr>
+          <w:i/>
+        </w:rPr>
+        <w:t>Vägledning för hänsyn till fåglar – Tretåig hackspett.</w:t>
+      </w:r>
+    </w:p>
+    <w:p>
+      <w:r>
+        <w:t xml:space="preserve">SLU Artdatabanken, 2024. </w:t>
+      </w:r>
+      <w:r>
+        <w:rPr>
+          <w:i/>
+        </w:rPr>
+        <w:t xml:space="preserve">Artfaktablad. Naturvård – artfakta. </w:t>
+      </w:r>
+      <w:r>
+        <w:t>SLU Artdatabanken, Uppsala.</w:t>
+      </w:r>
+    </w:p>
+    <w:p>
+      <w:r>
+        <w:t xml:space="preserve">Stachura-Skierczynska, K., Tumiel, T. &amp; Skierczynski, M. 2009. </w:t>
+      </w:r>
+      <w:r>
+        <w:rPr>
+          <w:i/>
+        </w:rPr>
+        <w:t xml:space="preserve">Habitat prediction model for three-toed woodpecker and its implications for the conservation of biologically valuable forests. </w:t>
+      </w:r>
+      <w:r>
+        <w:t>Forest Ecology and Management 258(5): 697–703.</w:t>
+      </w:r>
+    </w:p>
+    <w:p>
+      <w:r>
+        <w:t xml:space="preserve">Virkkala, R. 1991. </w:t>
+      </w:r>
+      <w:r>
+        <w:rPr>
+          <w:i/>
+        </w:rPr>
+        <w:t xml:space="preserve">Population trends of forest birds in a Finnish Lapland landscape of large habitat blocks – Consequences of stochastic environmental variation or regional habitat alteration. </w:t>
+      </w:r>
+      <w:r>
+        <w:t>Biological conservation 56(2): 223–240.</w:t>
+      </w:r>
+    </w:p>
+    <w:p>
+      <w:r>
+        <w:t xml:space="preserve">Wesolowski, T., Czeszczewik, D. &amp; Rowinski, P. 2005. </w:t>
+      </w:r>
+      <w:r>
+        <w:rPr>
+          <w:i/>
+        </w:rPr>
+        <w:t xml:space="preserve">Effects of forest management on Three-toed Woodpecker Picoides tridactylus distribution in the Bialowieza Forest (NE Poland): conservation implications. </w:t>
+      </w:r>
+      <w:r>
+        <w:t>Acta Ornithologica 40(1): 53–60.</w:t>
+      </w:r>
+    </w:p>
+    <w:p>
+      <w:pPr>
+        <w:pStyle w:val="Heading1"/>
+      </w:pPr>
+      <w:r>
+        <w:t>Lappranunkel – ekologi samt krav på livsmiljön</w:t>
+      </w:r>
+    </w:p>
+    <w:p>
+      <w:r>
+        <w:t>Lappranunkel (§7) omfattas av EU:s art- och habitatdirektiv och fridlyst enligt 7 § artskyddsförordningen vilket innebär att artens livsmiljöer inte får förstöras.</w:t>
+      </w:r>
+    </w:p>
+    <w:p>
+      <w:pPr>
+        <w:pStyle w:val="ListBullet"/>
+      </w:pPr>
+      <w:r>
+        <w:t xml:space="preserve">7 § </w:t>
+      </w:r>
+      <w:r>
+        <w:rPr>
+          <w:i/>
+        </w:rPr>
+        <w:t>I fråga om sådana växtarter som i bilaga 1 till denna förordning har markerats med N är det förbjudet att avsiktligt plocka, samla in, skära av, dra upp med rötterna eller förstöra växter i deras naturliga utbredningsområde i naturen. Förbudet gäller alla stadier i växternas biologiska cykel.</w:t>
+      </w:r>
+    </w:p>
+    <w:p>
+      <w:r>
+        <w:t xml:space="preserve">Lappranunkel är knuten till granskogsmiljöer med ytligt liggande markvatten och konstant hög luftfuktighet. Arten är känslig för kalavverkning och markskador men kan kortvarigt står kvar en tid i fuktsvackor efter en avverkning. Dikade lokaler bör restaureras hydrologiskt. Lokaler med lappranunkel får inte avverkas. Lappranunkel är typisk art för </w:t>
+      </w:r>
+      <w:r>
+        <w:rPr>
+          <w:i/>
+        </w:rPr>
+        <w:t xml:space="preserve">9010 Taiga, 7160 Källor och källkärr </w:t>
+      </w:r>
+      <w:r>
+        <w:t>och</w:t>
+      </w:r>
+      <w:r>
+        <w:rPr>
+          <w:i/>
+        </w:rPr>
+        <w:t xml:space="preserve"> 9050 Näringsrik granskog</w:t>
+      </w:r>
+      <w:r>
+        <w:t xml:space="preserve"> (Nitare &amp; Skogsstyrelsen, 2019; SLU Artdatabanken, 2024).</w:t>
+      </w:r>
+    </w:p>
+    <w:p>
+      <w:pPr>
+        <w:pStyle w:val="Heading2"/>
+      </w:pPr>
+      <w:r>
+        <w:t>Referenser – lappranunkel</w:t>
+      </w:r>
+    </w:p>
+    <w:p>
+      <w:r>
+        <w:t xml:space="preserve">Nitare, J. &amp; Skogsstyrelsen, 2019. </w:t>
+      </w:r>
+      <w:r>
+        <w:rPr>
+          <w:i/>
+        </w:rPr>
+        <w:t xml:space="preserve">Skyddsvärd skog – Naturvårdsarter och andra kriterier för naturvärdesbedömning. </w:t>
+      </w:r>
+      <w:r>
+        <w:t>Skogsstyrelsen.</w:t>
+      </w:r>
+    </w:p>
+    <w:p>
+      <w:r>
+        <w:t xml:space="preserve">SLU Artdatabanken, 2024. </w:t>
+      </w:r>
+      <w:r>
+        <w:rPr>
+          <w:i/>
+        </w:rPr>
+        <w:t xml:space="preserve">Artfaktablad. Naturvård – artfakta. </w:t>
+      </w:r>
+      <w:r>
+        <w:t>SLU Artdatabanken, Uppsala</w:t>
+      </w:r>
+    </w:p>
+    <w:p>
+      <w:pPr>
+        <w:pStyle w:val="Heading1"/>
+      </w:pPr>
+      <w:r>
+        <w:t>Spillkråka – ekologi samt krav på livsmiljön</w:t>
+      </w:r>
+    </w:p>
+    <w:p>
+      <w:r>
+        <w:t xml:space="preserve">Spillkråka (§4) ingår i bilaga 1 EU:s fågeldirektiv och är typisk art för </w:t>
+      </w:r>
+      <w:r>
+        <w:rPr>
+          <w:i/>
+        </w:rPr>
+        <w:t xml:space="preserve">9010 Taiga </w:t>
+      </w:r>
+      <w:r>
+        <w:t>och</w:t>
+      </w:r>
+      <w:r>
+        <w:rPr>
+          <w:i/>
+        </w:rPr>
+        <w:t xml:space="preserve"> 9740 Skogsbevuxen myr</w:t>
+      </w:r>
+      <w:r>
+        <w:t>. Den lever i både barr- och blandskog liksom i ren lövskog. De tätaste populationerna tenderar att finnas i äldre, variationsrik blandskog med gott om död ved och gamla träd. Varje par utnyttjar 400–1000 hektar skog beroende på skogens kvalitet. Skogsbruk med korta omloppstider och täta, homogena ungskogar utgör det största hotet (SLU Artdatabanken, 2026).</w:t>
+      </w:r>
+    </w:p>
+    <w:p>
+      <w:r>
+        <w:t>Spillkråka är en nyckelart i skogliga miljöer vars övergivna bohål utnyttjas av flera andra hålhäckande fågelarter och fladdermöss, däribland pärluggla (EN, §4), knipa (§4), salskrake (§4) och skogsduva (§4). Hökuggla (VU, §4) och slaguggla (§4) häckar ofta i högstubbar som brutits av i höjd med ett gammalt spillkråkebo (Skogsstyrelsen, 2016).</w:t>
+      </w:r>
+    </w:p>
+    <w:p>
+      <w:pPr>
+        <w:pStyle w:val="Heading2"/>
+      </w:pPr>
+      <w:r>
+        <w:t>Referenser – spillkråka</w:t>
+      </w:r>
+    </w:p>
+    <w:p>
+      <w:r>
+        <w:t xml:space="preserve">Skogsstyrelsen, 2016. </w:t>
+      </w:r>
+      <w:r>
+        <w:rPr>
+          <w:i/>
+        </w:rPr>
+        <w:t xml:space="preserve">Vägledning för hänsyn till spillkråka. </w:t>
+      </w:r>
+      <w:r>
+        <w:t>Vägledningar och kunskapsstöd artskydd – Skogsstyrelsen.</w:t>
       </w:r>
     </w:p>
     <w:p>
@@ -1420,7 +3122,7 @@
     <w:r>
       <w:tab/>
       <w:tab/>
-      <w:t>2026-08-14</w:t>
+      <w:t>2026-08-15</w:t>
       <w:br/>
       <w:br/>
     </w:r>

--- a/klagomål/A 31917-2026 FSC-klagomål.docx
+++ b/klagomål/A 31917-2026 FSC-klagomål.docx
@@ -3122,7 +3122,7 @@
     <w:r>
       <w:tab/>
       <w:tab/>
-      <w:t>2026-08-15</w:t>
+      <w:t>2026-08-16</w:t>
       <w:br/>
       <w:br/>
     </w:r>

--- a/klagomål/A 31917-2026 FSC-klagomål.docx
+++ b/klagomål/A 31917-2026 FSC-klagomål.docx
@@ -178,7 +178,7 @@
       <w:r>
         <w:drawing>
           <wp:inline xmlns:a="http://schemas.openxmlformats.org/drawingml/2006/main" xmlns:pic="http://schemas.openxmlformats.org/drawingml/2006/picture">
-            <wp:extent cx="5486400" cy="4908799"/>
+            <wp:extent cx="5486400" cy="4911200"/>
             <wp:docPr id="1" name="Picture 1"/>
             <wp:cNvGraphicFramePr>
               <a:graphicFrameLocks noChangeAspect="1"/>
@@ -199,7 +199,7 @@
                   <pic:spPr>
                     <a:xfrm>
                       <a:off x="0" y="0"/>
-                      <a:ext cx="5486400" cy="4908799"/>
+                      <a:ext cx="5486400" cy="4911200"/>
                     </a:xfrm>
                     <a:prstGeom prst="rect"/>
                   </pic:spPr>
@@ -221,7 +221,7 @@
     </w:p>
     <w:p>
       <w:r>
-        <w:t>I och inom 20 meter från avverkningsanmälan finns fynd av 61 naturvårdsarter, varav 38 är rödlistade, 7 är fridlysta, 40 är typiska (T) och 15 är signalarter (S): djupsvart brunbagge (EN), karelsk barkfluga (EN), Abrothallus diederichii (VU), aspfjädermossa (VU, T), blackticka (VU), garnlav (VU, T), gränsticka (VU, T), kilporing (VU), knärot (VU, T, §8), lappticka (VU, T), liten hornflikmossa (VU), lunglavsknapp (VU), rostskinn (VU), Skeletocutis delicata (VU), blågrå svartspik (NT), brunpudrad nållav (NT, T), dvärgbägarlav (NT, T), gammelgransskål (NT, T), harticka (NT, T), kandelabersvamp (NT, T), kolflarnlav (NT, T), koralltaggsvamp (NT, T), kortskaftad ärgspik (NT), lunglav (NT, T), Olisthaerus substriatus (NT), rosenticka (NT, T), rynkskinn (NT, T), skogsfru (NT, §8), skogshare (NT), skrovellav (NT, T), större flatbagge (NT), talltita (NT, §4), tretåig hackspett (NT, T, §4), ullticka (NT, T), vedflamlav (NT), vedskivlav (NT, T), vedtrappmossa (NT, T), vit vedfingersvamp (NT), björksplintborre (S), bollvitmossa (S, T), bårdlav (S, T), korallblylav (S, T), lappranunkel (S, T, §7), luddlav (S, T), norrlandslav (S, T), nästlav (S, T), rävticka (S, T), skinnlav (S, T), stor aspticka (S, T), stuplav (S, T), thomsons trägnagare (S), trådticka (S, T), vedticka (S, T), brudborste (T), ekbräken (T), hultbräken (T), kransmossa (T), linnea (T), ormbär (T), spillkråka (T, §4) och revlummer (§9). Se Figur 1.</w:t>
+        <w:t>I och inom 20 meter från avverkningsanmälan finns fynd av 60 naturvårdsarter, varav 37 är rödlistade, 7 är fridlysta, 40 är typiska (T) och 15 är signalarter (S): djupsvart brunbagge (EN), karelsk barkfluga (EN), Abrothallus diederichii (VU), aspfjädermossa (VU, T), blackticka (VU), garnlav (VU, T), gränsticka (VU, T), kilporing (VU), knärot (VU, T, §8), lappticka (VU, T), lunglavsknapp (VU), rostskinn (VU), Skeletocutis delicata (VU), blågrå svartspik (NT), brunpudrad nållav (NT, T), dvärgbägarlav (NT, T), gammelgransskål (NT, T), harticka (NT, T), kandelabersvamp (NT, T), kolflarnlav (NT, T), koralltaggsvamp (NT, T), kortskaftad ärgspik (NT), lunglav (NT, T), Olisthaerus substriatus (NT), rosenticka (NT, T), rynkskinn (NT, T), skogsfru (NT, §8), skogshare (NT), skrovellav (NT, T), större flatbagge (NT), talltita (NT, §4), tretåig hackspett (NT, T, §4), ullticka (NT, T), vedflamlav (NT), vedskivlav (NT, T), vedtrappmossa (NT, T), vit vedfingersvamp (NT), björksplintborre (S), bollvitmossa (S, T), bårdlav (S, T), korallblylav (S, T), lappranunkel (S, T, §7), luddlav (S, T), norrlandslav (S, T), nästlav (S, T), rävticka (S, T), skinnlav (S, T), stor aspticka (S, T), stuplav (S, T), thomsons trägnagare (S), trådticka (S, T), vedticka (S, T), brudborste (T), ekbräken (T), hultbräken (T), kransmossa (T), linnea (T), ormbär (T), spillkråka (T, §4) och revlummer (§9). Se Figur 1.</w:t>
       </w:r>
     </w:p>
     <w:p>
@@ -539,17 +539,6 @@
         <w:rPr>
           <w:b/>
         </w:rPr>
-        <w:t>Liten hornflikmossa (VU)</w:t>
-      </w:r>
-      <w:r>
-        <w:t xml:space="preserve"> växer på grova murkna lågor i sluten och urskogsartad granskog med hög och jämn luftfuktighet. Arten är placerad högst upp i Skogsstyrelsens värdepyramid för bedömning av skog med höga naturvärden och samtliga kända lokaler med liten hornflikmossa bör ges ett ändamålsenligt skydd (SLU Artdatabanken, 2024; Nitare &amp; Skogsstyrelsen, 2019).</w:t>
-      </w:r>
-    </w:p>
-    <w:p>
-      <w:r>
-        <w:rPr>
-          <w:b/>
-        </w:rPr>
         <w:t>Lunglavsknapp (VU)</w:t>
       </w:r>
       <w:r>
@@ -1878,7 +1867,7 @@
         <w:rPr>
           <w:i/>
         </w:rPr>
-        <w:t>I det avverkningsanmälda skogsområdet har 53 rödlistade arter och signalarter påträffats. Detta ska jämföras med Skogsstyrelsens uppföljning 2017 av nyckelbiotoper som visade att man i genomsnitt hittar 20,6 olika rödlistade arter och signalarter i en nyckelbiotop (Wijk, S. 2017. Biologisk mångfald i nyckelbiotoper – Resultat från inventeringen “Uppföljning biologisk mångfald” 2009–2015. Rapport 4/2017 Skogsstyrelsen, Jönköping).</w:t>
+        <w:t>I det avverkningsanmälda skogsområdet har 52 rödlistade arter och signalarter påträffats. Detta ska jämföras med Skogsstyrelsens uppföljning 2017 av nyckelbiotoper som visade att man i genomsnitt hittar 20,6 olika rödlistade arter och signalarter i en nyckelbiotop (Wijk, S. 2017. Biologisk mångfald i nyckelbiotoper – Resultat från inventeringen “Uppföljning biologisk mångfald” 2009–2015. Rapport 4/2017 Skogsstyrelsen, Jönköping).</w:t>
       </w:r>
     </w:p>
     <w:p>
@@ -1907,7 +1896,7 @@
         <w:rPr>
           <w:i/>
         </w:rPr>
-        <w:t>I det avverkningsanmälda skogsområdet har 61 naturvårdsarter varav 38 rödlistade arter sina livsmiljöer och växtplatser.</w:t>
+        <w:t>I det avverkningsanmälda skogsområdet har 60 naturvårdsarter varav 37 rödlistade arter sina livsmiljöer och växtplatser.</w:t>
       </w:r>
     </w:p>
     <w:p>
@@ -3122,7 +3111,7 @@
     <w:r>
       <w:tab/>
       <w:tab/>
-      <w:t>2026-08-16</w:t>
+      <w:t>2026-08-17</w:t>
       <w:br/>
       <w:br/>
     </w:r>

--- a/klagomål/A 31917-2026 FSC-klagomål.docx
+++ b/klagomål/A 31917-2026 FSC-klagomål.docx
@@ -178,7 +178,7 @@
       <w:r>
         <w:drawing>
           <wp:inline xmlns:a="http://schemas.openxmlformats.org/drawingml/2006/main" xmlns:pic="http://schemas.openxmlformats.org/drawingml/2006/picture">
-            <wp:extent cx="5486400" cy="4911200"/>
+            <wp:extent cx="5486400" cy="4947409"/>
             <wp:docPr id="1" name="Picture 1"/>
             <wp:cNvGraphicFramePr>
               <a:graphicFrameLocks noChangeAspect="1"/>
@@ -199,7 +199,7 @@
                   <pic:spPr>
                     <a:xfrm>
                       <a:off x="0" y="0"/>
-                      <a:ext cx="5486400" cy="4911200"/>
+                      <a:ext cx="5486400" cy="4947409"/>
                     </a:xfrm>
                     <a:prstGeom prst="rect"/>
                   </pic:spPr>
@@ -3111,7 +3111,7 @@
     <w:r>
       <w:tab/>
       <w:tab/>
-      <w:t>2026-08-17</w:t>
+      <w:t>2026-08-18</w:t>
       <w:br/>
       <w:br/>
     </w:r>

--- a/klagomål/A 31917-2026 FSC-klagomål.docx
+++ b/klagomål/A 31917-2026 FSC-klagomål.docx
@@ -3111,7 +3111,7 @@
     <w:r>
       <w:tab/>
       <w:tab/>
-      <w:t>2026-08-18</w:t>
+      <w:t>2026-08-19</w:t>
       <w:br/>
       <w:br/>
     </w:r>

--- a/klagomål/A 31917-2026 FSC-klagomål.docx
+++ b/klagomål/A 31917-2026 FSC-klagomål.docx
@@ -178,7 +178,7 @@
       <w:r>
         <w:drawing>
           <wp:inline xmlns:a="http://schemas.openxmlformats.org/drawingml/2006/main" xmlns:pic="http://schemas.openxmlformats.org/drawingml/2006/picture">
-            <wp:extent cx="5486400" cy="4947409"/>
+            <wp:extent cx="5486400" cy="4911200"/>
             <wp:docPr id="1" name="Picture 1"/>
             <wp:cNvGraphicFramePr>
               <a:graphicFrameLocks noChangeAspect="1"/>
@@ -199,7 +199,7 @@
                   <pic:spPr>
                     <a:xfrm>
                       <a:off x="0" y="0"/>
-                      <a:ext cx="5486400" cy="4947409"/>
+                      <a:ext cx="5486400" cy="4911200"/>
                     </a:xfrm>
                     <a:prstGeom prst="rect"/>
                   </pic:spPr>
@@ -3111,7 +3111,7 @@
     <w:r>
       <w:tab/>
       <w:tab/>
-      <w:t>2026-08-19</w:t>
+      <w:t>2026-08-20</w:t>
       <w:br/>
       <w:br/>
     </w:r>

--- a/klagomål/A 31917-2026 FSC-klagomål.docx
+++ b/klagomål/A 31917-2026 FSC-klagomål.docx
@@ -3111,7 +3111,7 @@
     <w:r>
       <w:tab/>
       <w:tab/>
-      <w:t>2026-08-20</w:t>
+      <w:t>2026-08-21</w:t>
       <w:br/>
       <w:br/>
     </w:r>

--- a/klagomål/A 31917-2026 FSC-klagomål.docx
+++ b/klagomål/A 31917-2026 FSC-klagomål.docx
@@ -3111,7 +3111,7 @@
     <w:r>
       <w:tab/>
       <w:tab/>
-      <w:t>2026-08-21</w:t>
+      <w:t>2026-08-22</w:t>
       <w:br/>
       <w:br/>
     </w:r>

--- a/klagomål/A 31917-2026 FSC-klagomål.docx
+++ b/klagomål/A 31917-2026 FSC-klagomål.docx
@@ -3111,7 +3111,7 @@
     <w:r>
       <w:tab/>
       <w:tab/>
-      <w:t>2026-08-22</w:t>
+      <w:t>2026-08-23</w:t>
       <w:br/>
       <w:br/>
     </w:r>

--- a/klagomål/A 31917-2026 FSC-klagomål.docx
+++ b/klagomål/A 31917-2026 FSC-klagomål.docx
@@ -178,7 +178,7 @@
       <w:r>
         <w:drawing>
           <wp:inline xmlns:a="http://schemas.openxmlformats.org/drawingml/2006/main" xmlns:pic="http://schemas.openxmlformats.org/drawingml/2006/picture">
-            <wp:extent cx="5486400" cy="4911200"/>
+            <wp:extent cx="5486400" cy="4947409"/>
             <wp:docPr id="1" name="Picture 1"/>
             <wp:cNvGraphicFramePr>
               <a:graphicFrameLocks noChangeAspect="1"/>
@@ -199,7 +199,7 @@
                   <pic:spPr>
                     <a:xfrm>
                       <a:off x="0" y="0"/>
-                      <a:ext cx="5486400" cy="4911200"/>
+                      <a:ext cx="5486400" cy="4947409"/>
                     </a:xfrm>
                     <a:prstGeom prst="rect"/>
                   </pic:spPr>
@@ -3111,7 +3111,7 @@
     <w:r>
       <w:tab/>
       <w:tab/>
-      <w:t>2026-08-23</w:t>
+      <w:t>2026-08-24</w:t>
       <w:br/>
       <w:br/>
     </w:r>

--- a/klagomål/A 31917-2026 FSC-klagomål.docx
+++ b/klagomål/A 31917-2026 FSC-klagomål.docx
@@ -178,7 +178,7 @@
       <w:r>
         <w:drawing>
           <wp:inline xmlns:a="http://schemas.openxmlformats.org/drawingml/2006/main" xmlns:pic="http://schemas.openxmlformats.org/drawingml/2006/picture">
-            <wp:extent cx="5486400" cy="4947409"/>
+            <wp:extent cx="5486400" cy="4911200"/>
             <wp:docPr id="1" name="Picture 1"/>
             <wp:cNvGraphicFramePr>
               <a:graphicFrameLocks noChangeAspect="1"/>
@@ -199,7 +199,7 @@
                   <pic:spPr>
                     <a:xfrm>
                       <a:off x="0" y="0"/>
-                      <a:ext cx="5486400" cy="4947409"/>
+                      <a:ext cx="5486400" cy="4911200"/>
                     </a:xfrm>
                     <a:prstGeom prst="rect"/>
                   </pic:spPr>
@@ -3111,7 +3111,7 @@
     <w:r>
       <w:tab/>
       <w:tab/>
-      <w:t>2026-08-24</w:t>
+      <w:t>2026-08-25</w:t>
       <w:br/>
       <w:br/>
     </w:r>

--- a/klagomål/A 31917-2026 FSC-klagomål.docx
+++ b/klagomål/A 31917-2026 FSC-klagomål.docx
@@ -3111,7 +3111,7 @@
     <w:r>
       <w:tab/>
       <w:tab/>
-      <w:t>2026-08-25</w:t>
+      <w:t>2026-08-26</w:t>
       <w:br/>
       <w:br/>
     </w:r>

--- a/klagomål/A 31917-2026 FSC-klagomål.docx
+++ b/klagomål/A 31917-2026 FSC-klagomål.docx
@@ -3111,7 +3111,7 @@
     <w:r>
       <w:tab/>
       <w:tab/>
-      <w:t>2026-08-26</w:t>
+      <w:t>2026-08-27</w:t>
       <w:br/>
       <w:br/>
     </w:r>

--- a/klagomål/A 31917-2026 FSC-klagomål.docx
+++ b/klagomål/A 31917-2026 FSC-klagomål.docx
@@ -3111,7 +3111,7 @@
     <w:r>
       <w:tab/>
       <w:tab/>
-      <w:t>2026-08-27</w:t>
+      <w:t>2026-08-28</w:t>
       <w:br/>
       <w:br/>
     </w:r>

--- a/klagomål/A 31917-2026 FSC-klagomål.docx
+++ b/klagomål/A 31917-2026 FSC-klagomål.docx
@@ -178,7 +178,7 @@
       <w:r>
         <w:drawing>
           <wp:inline xmlns:a="http://schemas.openxmlformats.org/drawingml/2006/main" xmlns:pic="http://schemas.openxmlformats.org/drawingml/2006/picture">
-            <wp:extent cx="5486400" cy="4911200"/>
+            <wp:extent cx="5486400" cy="4947409"/>
             <wp:docPr id="1" name="Picture 1"/>
             <wp:cNvGraphicFramePr>
               <a:graphicFrameLocks noChangeAspect="1"/>
@@ -199,7 +199,7 @@
                   <pic:spPr>
                     <a:xfrm>
                       <a:off x="0" y="0"/>
-                      <a:ext cx="5486400" cy="4911200"/>
+                      <a:ext cx="5486400" cy="4947409"/>
                     </a:xfrm>
                     <a:prstGeom prst="rect"/>
                   </pic:spPr>
@@ -3111,7 +3111,7 @@
     <w:r>
       <w:tab/>
       <w:tab/>
-      <w:t>2026-08-28</w:t>
+      <w:t>2026-08-29</w:t>
       <w:br/>
       <w:br/>
     </w:r>

--- a/klagomål/A 31917-2026 FSC-klagomål.docx
+++ b/klagomål/A 31917-2026 FSC-klagomål.docx
@@ -178,7 +178,7 @@
       <w:r>
         <w:drawing>
           <wp:inline xmlns:a="http://schemas.openxmlformats.org/drawingml/2006/main" xmlns:pic="http://schemas.openxmlformats.org/drawingml/2006/picture">
-            <wp:extent cx="5486400" cy="4947409"/>
+            <wp:extent cx="5486400" cy="4911200"/>
             <wp:docPr id="1" name="Picture 1"/>
             <wp:cNvGraphicFramePr>
               <a:graphicFrameLocks noChangeAspect="1"/>
@@ -199,7 +199,7 @@
                   <pic:spPr>
                     <a:xfrm>
                       <a:off x="0" y="0"/>
-                      <a:ext cx="5486400" cy="4947409"/>
+                      <a:ext cx="5486400" cy="4911200"/>
                     </a:xfrm>
                     <a:prstGeom prst="rect"/>
                   </pic:spPr>
@@ -3111,7 +3111,7 @@
     <w:r>
       <w:tab/>
       <w:tab/>
-      <w:t>2026-08-29</w:t>
+      <w:t>2026-08-31</w:t>
       <w:br/>
       <w:br/>
     </w:r>

--- a/klagomål/A 31917-2026 FSC-klagomål.docx
+++ b/klagomål/A 31917-2026 FSC-klagomål.docx
@@ -3111,7 +3111,7 @@
     <w:r>
       <w:tab/>
       <w:tab/>
-      <w:t>2026-08-31</w:t>
+      <w:t>2026-09-01</w:t>
       <w:br/>
       <w:br/>
     </w:r>

--- a/klagomål/A 31917-2026 FSC-klagomål.docx
+++ b/klagomål/A 31917-2026 FSC-klagomål.docx
@@ -3111,7 +3111,7 @@
     <w:r>
       <w:tab/>
       <w:tab/>
-      <w:t>2026-09-01</w:t>
+      <w:t>2026-09-02</w:t>
       <w:br/>
       <w:br/>
     </w:r>

--- a/klagomål/A 31917-2026 FSC-klagomål.docx
+++ b/klagomål/A 31917-2026 FSC-klagomål.docx
@@ -3111,7 +3111,7 @@
     <w:r>
       <w:tab/>
       <w:tab/>
-      <w:t>2026-09-02</w:t>
+      <w:t>2026-09-03</w:t>
       <w:br/>
       <w:br/>
     </w:r>

--- a/klagomål/A 31917-2026 FSC-klagomål.docx
+++ b/klagomål/A 31917-2026 FSC-klagomål.docx
@@ -3111,7 +3111,7 @@
     <w:r>
       <w:tab/>
       <w:tab/>
-      <w:t>2026-09-03</w:t>
+      <w:t>2026-09-04</w:t>
       <w:br/>
       <w:br/>
     </w:r>

--- a/klagomål/A 31917-2026 FSC-klagomål.docx
+++ b/klagomål/A 31917-2026 FSC-klagomål.docx
@@ -3111,7 +3111,7 @@
     <w:r>
       <w:tab/>
       <w:tab/>
-      <w:t>2026-09-04</w:t>
+      <w:t>2026-09-05</w:t>
       <w:br/>
       <w:br/>
     </w:r>

--- a/klagomål/A 31917-2026 FSC-klagomål.docx
+++ b/klagomål/A 31917-2026 FSC-klagomål.docx
@@ -3111,7 +3111,7 @@
     <w:r>
       <w:tab/>
       <w:tab/>
-      <w:t>2026-09-05</w:t>
+      <w:t>2026-09-06</w:t>
       <w:br/>
       <w:br/>
     </w:r>

--- a/klagomål/A 31917-2026 FSC-klagomål.docx
+++ b/klagomål/A 31917-2026 FSC-klagomål.docx
@@ -3111,7 +3111,7 @@
     <w:r>
       <w:tab/>
       <w:tab/>
-      <w:t>2026-09-06</w:t>
+      <w:t>2026-09-07</w:t>
       <w:br/>
       <w:br/>
     </w:r>

--- a/klagomål/A 31917-2026 FSC-klagomål.docx
+++ b/klagomål/A 31917-2026 FSC-klagomål.docx
@@ -3111,7 +3111,7 @@
     <w:r>
       <w:tab/>
       <w:tab/>
-      <w:t>2026-09-07</w:t>
+      <w:t>2026-09-08</w:t>
       <w:br/>
       <w:br/>
     </w:r>

--- a/klagomål/A 31917-2026 FSC-klagomål.docx
+++ b/klagomål/A 31917-2026 FSC-klagomål.docx
@@ -3111,7 +3111,7 @@
     <w:r>
       <w:tab/>
       <w:tab/>
-      <w:t>2026-09-08</w:t>
+      <w:t>2026-09-09</w:t>
       <w:br/>
       <w:br/>
     </w:r>

--- a/klagomål/A 31917-2026 FSC-klagomål.docx
+++ b/klagomål/A 31917-2026 FSC-klagomål.docx
@@ -3111,7 +3111,7 @@
     <w:r>
       <w:tab/>
       <w:tab/>
-      <w:t>2026-09-09</w:t>
+      <w:t>2026-09-10</w:t>
       <w:br/>
       <w:br/>
     </w:r>

--- a/klagomål/A 31917-2026 FSC-klagomål.docx
+++ b/klagomål/A 31917-2026 FSC-klagomål.docx
@@ -3111,7 +3111,7 @@
     <w:r>
       <w:tab/>
       <w:tab/>
-      <w:t>2026-09-10</w:t>
+      <w:t>2026-09-11</w:t>
       <w:br/>
       <w:br/>
     </w:r>

--- a/klagomål/A 31917-2026 FSC-klagomål.docx
+++ b/klagomål/A 31917-2026 FSC-klagomål.docx
@@ -3111,7 +3111,7 @@
     <w:r>
       <w:tab/>
       <w:tab/>
-      <w:t>2026-09-11</w:t>
+      <w:t>2026-09-12</w:t>
       <w:br/>
       <w:br/>
     </w:r>
